--- a/Signals/html_Lectures/notes/Lecture 02 Notes.docx
+++ b/Signals/html_Lectures/notes/Lecture 02 Notes.docx
@@ -234,25 +234,115 @@
           <w:sz w:val="22"/>
           <w:szCs w:val="22"/>
         </w:rPr>
-        <w:t xml:space="preserve">With z_k = x_k + jy_k: z₁ − z₂ = (x₁ − x₂) + j(y₁ − y₂), so by Pythagoras |z₁ − z₂| = √((x₁−x₂)² + (y₁−y₂)²): the distance.</w:t>
-      </w:r>
-    </w:p>
-    <w:p>
-      <w:pPr>
-        <w:pStyle w:val="ListParagraph"/>
-        <w:numPr>
-          <w:ilvl w:val="0"/>
-          <w:numId w:val="2"/>
-        </w:numPr>
-        <w:spacing w:after="80"/>
-      </w:pPr>
-      <w:r>
-        <w:rPr>
-          <w:rFonts w:ascii="Calibri" w:cs="Calibri" w:eastAsia="Calibri" w:hAnsi="Calibri"/>
-          <w:sz w:val="22"/>
-          <w:szCs w:val="22"/>
-        </w:rPr>
-        <w:t xml:space="preserve">So |z − z₀| = a reads (x − x₀)² + (y − y₀)² = a², a circle; |z − z₁| = |z − z₂| is the set equidistant from two points, the perpendicular bisector.</w:t>
+        <w:t xml:space="preserve">Notation: z_k = x_k + jy_k is the k-th complex number with real part x_k and imaginary part y_k. |·| is the modulus (distance from the origin).</w:t>
+      </w:r>
+    </w:p>
+    <w:p>
+      <w:pPr>
+        <w:pStyle w:val="ListParagraph"/>
+        <w:numPr>
+          <w:ilvl w:val="0"/>
+          <w:numId w:val="2"/>
+        </w:numPr>
+        <w:spacing w:after="80"/>
+      </w:pPr>
+      <w:r>
+        <w:rPr>
+          <w:rFonts w:ascii="Calibri" w:cs="Calibri" w:eastAsia="Calibri" w:hAnsi="Calibri"/>
+          <w:sz w:val="22"/>
+          <w:szCs w:val="22"/>
+        </w:rPr>
+        <w:t xml:space="preserve">Example to put on the board: z₁ = 1 + 2j, z₂ = 4 + 6j.</w:t>
+      </w:r>
+    </w:p>
+    <w:p>
+      <w:pPr>
+        <w:pStyle w:val="ListParagraph"/>
+        <w:numPr>
+          <w:ilvl w:val="0"/>
+          <w:numId w:val="2"/>
+        </w:numPr>
+        <w:spacing w:after="80"/>
+      </w:pPr>
+      <w:r>
+        <w:rPr>
+          <w:rFonts w:ascii="Calibri" w:cs="Calibri" w:eastAsia="Calibri" w:hAnsi="Calibri"/>
+          <w:sz w:val="22"/>
+          <w:szCs w:val="22"/>
+        </w:rPr>
+        <w:t xml:space="preserve">Step 1 — subtract: z₁ − z₂ = (1 − 4) + j(2 − 6) = −3 − 4j.</w:t>
+      </w:r>
+    </w:p>
+    <w:p>
+      <w:pPr>
+        <w:pStyle w:val="ListParagraph"/>
+        <w:numPr>
+          <w:ilvl w:val="0"/>
+          <w:numId w:val="2"/>
+        </w:numPr>
+        <w:spacing w:after="80"/>
+      </w:pPr>
+      <w:r>
+        <w:rPr>
+          <w:rFonts w:ascii="Calibri" w:cs="Calibri" w:eastAsia="Calibri" w:hAnsi="Calibri"/>
+          <w:sz w:val="22"/>
+          <w:szCs w:val="22"/>
+        </w:rPr>
+        <w:t xml:space="preserve">Step 2 — modulus of the difference: |−3 − 4j| = √((−3)² + (−4)²) = √(9 + 16) = √25 = 5. That is exactly the straight-line distance between the points (1, 2) and (4, 6): horizontal gap 3, vertical gap 4, Pythagoras gives 5.</w:t>
+      </w:r>
+    </w:p>
+    <w:p>
+      <w:pPr>
+        <w:pStyle w:val="ListParagraph"/>
+        <w:numPr>
+          <w:ilvl w:val="0"/>
+          <w:numId w:val="2"/>
+        </w:numPr>
+        <w:spacing w:after="80"/>
+      </w:pPr>
+      <w:r>
+        <w:rPr>
+          <w:rFonts w:ascii="Calibri" w:cs="Calibri" w:eastAsia="Calibri" w:hAnsi="Calibri"/>
+          <w:sz w:val="22"/>
+          <w:szCs w:val="22"/>
+        </w:rPr>
+        <w:t xml:space="preserve">General rule: |z₁ − z₂| = √((x₁−x₂)² + (y₁−y₂)²).</w:t>
+      </w:r>
+    </w:p>
+    <w:p>
+      <w:pPr>
+        <w:pStyle w:val="ListParagraph"/>
+        <w:numPr>
+          <w:ilvl w:val="0"/>
+          <w:numId w:val="2"/>
+        </w:numPr>
+        <w:spacing w:after="80"/>
+      </w:pPr>
+      <w:r>
+        <w:rPr>
+          <w:rFonts w:ascii="Calibri" w:cs="Calibri" w:eastAsia="Calibri" w:hAnsi="Calibri"/>
+          <w:sz w:val="22"/>
+          <w:szCs w:val="22"/>
+        </w:rPr>
+        <w:t xml:space="preserve">Circle: |z − z₀| = a with z = x + jy, z₀ = x₀ + jy₀ reads √((x−x₀)² + (y−y₀)²) = a. Square both sides: (x−x₀)² + (y−y₀)² = a². That is the circle with centre (x₀, y₀) and radius a.</w:t>
+      </w:r>
+    </w:p>
+    <w:p>
+      <w:pPr>
+        <w:pStyle w:val="ListParagraph"/>
+        <w:numPr>
+          <w:ilvl w:val="0"/>
+          <w:numId w:val="2"/>
+        </w:numPr>
+        <w:spacing w:after="80"/>
+      </w:pPr>
+      <w:r>
+        <w:rPr>
+          <w:rFonts w:ascii="Calibri" w:cs="Calibri" w:eastAsia="Calibri" w:hAnsi="Calibri"/>
+          <w:sz w:val="22"/>
+          <w:szCs w:val="22"/>
+        </w:rPr>
+        <w:t xml:space="preserve">Perpendicular bisector: |z − z₁| = |z − z₂| is the set of points equally far from z₁ and z₂. Practice on the next slide.</w:t>
       </w:r>
     </w:p>
     <w:p>
@@ -348,43 +438,205 @@
           <w:sz w:val="22"/>
           <w:szCs w:val="22"/>
         </w:rPr>
-        <w:t xml:space="preserve">Curve A: z − 3 + 4j = z − (3 − 4j) (adding 4j is subtracting −4j). Circle, centre (3, −4), radius 5; in x, y: (x−3)² + (y+4)² = 25. Check: |0 − (3 − 4j)| = √(9+16) = 5, so it passes through the origin.</w:t>
-      </w:r>
-    </w:p>
-    <w:p>
-      <w:pPr>
-        <w:pStyle w:val="ListParagraph"/>
-        <w:numPr>
-          <w:ilvl w:val="0"/>
-          <w:numId w:val="2"/>
-        </w:numPr>
-        <w:spacing w:after="80"/>
-      </w:pPr>
-      <w:r>
-        <w:rPr>
-          <w:rFonts w:ascii="Calibri" w:cs="Calibri" w:eastAsia="Calibri" w:hAnsi="Calibri"/>
-          <w:sz w:val="22"/>
-          <w:szCs w:val="22"/>
-        </w:rPr>
-        <w:t xml:space="preserve">Curve B: with z = x + jy, square both sides: (x−3)² + y² = x² + (y+4)². Expand: x² − 6x + 9 + y² = x² + y² + 8y + 16, so −6x − 8y = 7, i.e. 3x + 4y = −3.5: a line of slope −3/4.</w:t>
-      </w:r>
-    </w:p>
-    <w:p>
-      <w:pPr>
-        <w:pStyle w:val="ListParagraph"/>
-        <w:numPr>
-          <w:ilvl w:val="0"/>
-          <w:numId w:val="2"/>
-        </w:numPr>
-        <w:spacing w:after="80"/>
-      </w:pPr>
-      <w:r>
-        <w:rPr>
-          <w:rFonts w:ascii="Calibri" w:cs="Calibri" w:eastAsia="Calibri" w:hAnsi="Calibri"/>
-          <w:sz w:val="22"/>
-          <w:szCs w:val="22"/>
-        </w:rPr>
-        <w:t xml:space="preserve">Its normal (3, 4) is parallel to the segment from −4j to 3, so it is the perpendicular bisector. Midpoint check: (3 + (−4j))/2 = 1.5 − 2j and 3(1.5) + 4(−2) = −3.5 ✓.</w:t>
+        <w:t xml:space="preserve">Curve A. Step 1 — rewrite the inside: z − 3 + 4j = z − (3 − 4j), because subtracting (3 − 4j) subtracts 3 and ADDS 4j.</w:t>
+      </w:r>
+    </w:p>
+    <w:p>
+      <w:pPr>
+        <w:pStyle w:val="ListParagraph"/>
+        <w:numPr>
+          <w:ilvl w:val="0"/>
+          <w:numId w:val="2"/>
+        </w:numPr>
+        <w:spacing w:after="80"/>
+      </w:pPr>
+      <w:r>
+        <w:rPr>
+          <w:rFonts w:ascii="Calibri" w:cs="Calibri" w:eastAsia="Calibri" w:hAnsi="Calibri"/>
+          <w:sz w:val="22"/>
+          <w:szCs w:val="22"/>
+        </w:rPr>
+        <w:t xml:space="preserve">Step 2 — match |z − z₀| = a: z₀ = 3 − 4j (the point (3, −4)) and a = 5. A circle, centre (3, −4), radius 5.</w:t>
+      </w:r>
+    </w:p>
+    <w:p>
+      <w:pPr>
+        <w:pStyle w:val="ListParagraph"/>
+        <w:numPr>
+          <w:ilvl w:val="0"/>
+          <w:numId w:val="2"/>
+        </w:numPr>
+        <w:spacing w:after="80"/>
+      </w:pPr>
+      <w:r>
+        <w:rPr>
+          <w:rFonts w:ascii="Calibri" w:cs="Calibri" w:eastAsia="Calibri" w:hAnsi="Calibri"/>
+          <w:sz w:val="22"/>
+          <w:szCs w:val="22"/>
+        </w:rPr>
+        <w:t xml:space="preserve">Step 3 — same thing in x, y: (x − 3)² + (y + 4)² = 25.</w:t>
+      </w:r>
+    </w:p>
+    <w:p>
+      <w:pPr>
+        <w:pStyle w:val="ListParagraph"/>
+        <w:numPr>
+          <w:ilvl w:val="0"/>
+          <w:numId w:val="2"/>
+        </w:numPr>
+        <w:spacing w:after="80"/>
+      </w:pPr>
+      <w:r>
+        <w:rPr>
+          <w:rFonts w:ascii="Calibri" w:cs="Calibri" w:eastAsia="Calibri" w:hAnsi="Calibri"/>
+          <w:sz w:val="22"/>
+          <w:szCs w:val="22"/>
+        </w:rPr>
+        <w:t xml:space="preserve">Step 4 — check with the origin: |0 − (3 − 4j)| = |−3 + 4j| = √(9 + 16) = 5 ✓, so the circle passes through the origin.</w:t>
+      </w:r>
+    </w:p>
+    <w:p>
+      <w:pPr>
+        <w:pStyle w:val="ListParagraph"/>
+        <w:numPr>
+          <w:ilvl w:val="0"/>
+          <w:numId w:val="2"/>
+        </w:numPr>
+        <w:spacing w:after="80"/>
+      </w:pPr>
+      <w:r>
+        <w:rPr>
+          <w:rFonts w:ascii="Calibri" w:cs="Calibri" w:eastAsia="Calibri" w:hAnsi="Calibri"/>
+          <w:sz w:val="22"/>
+          <w:szCs w:val="22"/>
+        </w:rPr>
+        <w:t xml:space="preserve">Curve B. Step 5 — write z = x + jy. Then z − 3 = (x − 3) + jy and z + 4j = x + j(y + 4).</w:t>
+      </w:r>
+    </w:p>
+    <w:p>
+      <w:pPr>
+        <w:pStyle w:val="ListParagraph"/>
+        <w:numPr>
+          <w:ilvl w:val="0"/>
+          <w:numId w:val="2"/>
+        </w:numPr>
+        <w:spacing w:after="80"/>
+      </w:pPr>
+      <w:r>
+        <w:rPr>
+          <w:rFonts w:ascii="Calibri" w:cs="Calibri" w:eastAsia="Calibri" w:hAnsi="Calibri"/>
+          <w:sz w:val="22"/>
+          <w:szCs w:val="22"/>
+        </w:rPr>
+        <w:t xml:space="preserve">Step 6 — the modulus equation is √((x−3)² + y²) = √(x² + (y+4)²). Square both sides: (x − 3)² + y² = x² + (y + 4)².</w:t>
+      </w:r>
+    </w:p>
+    <w:p>
+      <w:pPr>
+        <w:pStyle w:val="ListParagraph"/>
+        <w:numPr>
+          <w:ilvl w:val="0"/>
+          <w:numId w:val="2"/>
+        </w:numPr>
+        <w:spacing w:after="80"/>
+      </w:pPr>
+      <w:r>
+        <w:rPr>
+          <w:rFonts w:ascii="Calibri" w:cs="Calibri" w:eastAsia="Calibri" w:hAnsi="Calibri"/>
+          <w:sz w:val="22"/>
+          <w:szCs w:val="22"/>
+        </w:rPr>
+        <w:t xml:space="preserve">Step 7 — expand each square: left x² − 6x + 9 + y²; right x² + y² + 8y + 16.</w:t>
+      </w:r>
+    </w:p>
+    <w:p>
+      <w:pPr>
+        <w:pStyle w:val="ListParagraph"/>
+        <w:numPr>
+          <w:ilvl w:val="0"/>
+          <w:numId w:val="2"/>
+        </w:numPr>
+        <w:spacing w:after="80"/>
+      </w:pPr>
+      <w:r>
+        <w:rPr>
+          <w:rFonts w:ascii="Calibri" w:cs="Calibri" w:eastAsia="Calibri" w:hAnsi="Calibri"/>
+          <w:sz w:val="22"/>
+          <w:szCs w:val="22"/>
+        </w:rPr>
+        <w:t xml:space="preserve">Step 8 — cancel x² and y² from both sides: −6x + 9 = 8y + 16. Move terms: −6x − 8y = 16 − 9 = 7.</w:t>
+      </w:r>
+    </w:p>
+    <w:p>
+      <w:pPr>
+        <w:pStyle w:val="ListParagraph"/>
+        <w:numPr>
+          <w:ilvl w:val="0"/>
+          <w:numId w:val="2"/>
+        </w:numPr>
+        <w:spacing w:after="80"/>
+      </w:pPr>
+      <w:r>
+        <w:rPr>
+          <w:rFonts w:ascii="Calibri" w:cs="Calibri" w:eastAsia="Calibri" w:hAnsi="Calibri"/>
+          <w:sz w:val="22"/>
+          <w:szCs w:val="22"/>
+        </w:rPr>
+        <w:t xml:space="preserve">Step 9 — multiply by −1 and divide by 2: 3x + 4y = −3.5. A line, slope = −3/4 (solve for y: y = −0.75x − 0.875).</w:t>
+      </w:r>
+    </w:p>
+    <w:p>
+      <w:pPr>
+        <w:pStyle w:val="ListParagraph"/>
+        <w:numPr>
+          <w:ilvl w:val="0"/>
+          <w:numId w:val="2"/>
+        </w:numPr>
+        <w:spacing w:after="80"/>
+      </w:pPr>
+      <w:r>
+        <w:rPr>
+          <w:rFonts w:ascii="Calibri" w:cs="Calibri" w:eastAsia="Calibri" w:hAnsi="Calibri"/>
+          <w:sz w:val="22"/>
+          <w:szCs w:val="22"/>
+        </w:rPr>
+        <w:t xml:space="preserve">Step 10 — why it is the perpendicular bisector: its normal direction is (3, 4); the segment from −4j = (0, −4) to 3 = (3, 0) has direction (3, 4). Parallel ✓.</w:t>
+      </w:r>
+    </w:p>
+    <w:p>
+      <w:pPr>
+        <w:pStyle w:val="ListParagraph"/>
+        <w:numPr>
+          <w:ilvl w:val="0"/>
+          <w:numId w:val="2"/>
+        </w:numPr>
+        <w:spacing w:after="80"/>
+      </w:pPr>
+      <w:r>
+        <w:rPr>
+          <w:rFonts w:ascii="Calibri" w:cs="Calibri" w:eastAsia="Calibri" w:hAnsi="Calibri"/>
+          <w:sz w:val="22"/>
+          <w:szCs w:val="22"/>
+        </w:rPr>
+        <w:t xml:space="preserve">Step 11 — midpoint check: (3 + (−4j))/2 = 1.5 − 2j, i.e. (1.5, −2). Plug in: 3(1.5) + 4(−2) = 4.5 − 8 = −3.5 ✓.</w:t>
+      </w:r>
+    </w:p>
+    <w:p>
+      <w:pPr>
+        <w:pStyle w:val="ListParagraph"/>
+        <w:numPr>
+          <w:ilvl w:val="0"/>
+          <w:numId w:val="2"/>
+        </w:numPr>
+        <w:spacing w:after="80"/>
+      </w:pPr>
+      <w:r>
+        <w:rPr>
+          <w:rFonts w:ascii="Calibri" w:cs="Calibri" w:eastAsia="Calibri" w:hAnsi="Calibri"/>
+          <w:sz w:val="22"/>
+          <w:szCs w:val="22"/>
+        </w:rPr>
+        <w:t xml:space="preserve">Extra check: take x = 0 on the line: y = −0.875. Distance to 3: √(9 + 0.766) = 3.125. Distance to −4j: |−0.875j + 4j| = 3.125 ✓.</w:t>
       </w:r>
     </w:p>
     <w:p>
@@ -432,25 +684,79 @@
           <w:sz w:val="22"/>
           <w:szCs w:val="22"/>
         </w:rPr>
-        <w:t xml:space="preserve">Notebook cell 2: blue circle (centre 3 − 4j, r = 5), red bisector, dashed segment from the point 3 to the point −4j (labelled z₁, z₂ in the plot, not the z₁, z₂ of later slides), triangle marker at the midpoint.</w:t>
-      </w:r>
-    </w:p>
-    <w:p>
-      <w:pPr>
-        <w:pStyle w:val="ListParagraph"/>
-        <w:numPr>
-          <w:ilvl w:val="0"/>
-          <w:numId w:val="2"/>
-        </w:numPr>
-        <w:spacing w:after="80"/>
-      </w:pPr>
-      <w:r>
-        <w:rPr>
-          <w:rFonts w:ascii="Calibri" w:cs="Calibri" w:eastAsia="Calibri" w:hAnsi="Calibri"/>
-          <w:sz w:val="22"/>
-          <w:szCs w:val="22"/>
-        </w:rPr>
-        <w:t xml:space="preserve">Midpoint distances: |1.5 − 2j − 3| = √(2.25 + 4) = 2.5 and |1.5 − 2j + 4j| = |1.5 + 2j| = 2.5: equal, so the midpoint lies on curve B. Point at the right angle between the line and the dashed segment.</w:t>
+        <w:t xml:space="preserve">Point at: blue circle (centre 3 − 4j, radius 5), red line, dashed segment from the point 3 to the point −4j (labelled z₁, z₂ in the plot, not the z₁, z₂ of later slides), triangle marker at the midpoint.</w:t>
+      </w:r>
+    </w:p>
+    <w:p>
+      <w:pPr>
+        <w:pStyle w:val="ListParagraph"/>
+        <w:numPr>
+          <w:ilvl w:val="0"/>
+          <w:numId w:val="2"/>
+        </w:numPr>
+        <w:spacing w:after="80"/>
+      </w:pPr>
+      <w:r>
+        <w:rPr>
+          <w:rFonts w:ascii="Calibri" w:cs="Calibri" w:eastAsia="Calibri" w:hAnsi="Calibri"/>
+          <w:sz w:val="22"/>
+          <w:szCs w:val="22"/>
+        </w:rPr>
+        <w:t xml:space="preserve">Step 1 — midpoint is 1.5 − 2j. Distance to the first point: (1.5 − 2j) − 3 = −1.5 − 2j, modulus √(2.25 + 4) = √6.25 = 2.5.</w:t>
+      </w:r>
+    </w:p>
+    <w:p>
+      <w:pPr>
+        <w:pStyle w:val="ListParagraph"/>
+        <w:numPr>
+          <w:ilvl w:val="0"/>
+          <w:numId w:val="2"/>
+        </w:numPr>
+        <w:spacing w:after="80"/>
+      </w:pPr>
+      <w:r>
+        <w:rPr>
+          <w:rFonts w:ascii="Calibri" w:cs="Calibri" w:eastAsia="Calibri" w:hAnsi="Calibri"/>
+          <w:sz w:val="22"/>
+          <w:szCs w:val="22"/>
+        </w:rPr>
+        <w:t xml:space="preserve">Step 2 — distance to the second point: (1.5 − 2j) − (−4j) = 1.5 + 2j, modulus √(2.25 + 4) = 2.5.</w:t>
+      </w:r>
+    </w:p>
+    <w:p>
+      <w:pPr>
+        <w:pStyle w:val="ListParagraph"/>
+        <w:numPr>
+          <w:ilvl w:val="0"/>
+          <w:numId w:val="2"/>
+        </w:numPr>
+        <w:spacing w:after="80"/>
+      </w:pPr>
+      <w:r>
+        <w:rPr>
+          <w:rFonts w:ascii="Calibri" w:cs="Calibri" w:eastAsia="Calibri" w:hAnsi="Calibri"/>
+          <w:sz w:val="22"/>
+          <w:szCs w:val="22"/>
+        </w:rPr>
+        <w:t xml:space="preserve">Equal distances 2.5 = 2.5, so the midpoint lies on curve B ✓. Also the segment has length |3 − (−4j)| = |3 + 4j| = 5 = 2 × 2.5.</w:t>
+      </w:r>
+    </w:p>
+    <w:p>
+      <w:pPr>
+        <w:pStyle w:val="ListParagraph"/>
+        <w:numPr>
+          <w:ilvl w:val="0"/>
+          <w:numId w:val="2"/>
+        </w:numPr>
+        <w:spacing w:after="80"/>
+      </w:pPr>
+      <w:r>
+        <w:rPr>
+          <w:rFonts w:ascii="Calibri" w:cs="Calibri" w:eastAsia="Calibri" w:hAnsi="Calibri"/>
+          <w:sz w:val="22"/>
+          <w:szCs w:val="22"/>
+        </w:rPr>
+        <w:t xml:space="preserve">Point at the right angle between the red line and the dashed segment.</w:t>
       </w:r>
     </w:p>
     <w:p>
@@ -498,71 +804,151 @@
           <w:sz w:val="22"/>
           <w:szCs w:val="22"/>
         </w:rPr>
-        <w:t xml:space="preserve">j = √−1, so j² = −1: the only new rule beyond FOIL.</w:t>
-      </w:r>
-    </w:p>
-    <w:p>
-      <w:pPr>
-        <w:pStyle w:val="ListParagraph"/>
-        <w:numPr>
-          <w:ilvl w:val="0"/>
-          <w:numId w:val="2"/>
-        </w:numPr>
-        <w:spacing w:after="80"/>
-      </w:pPr>
-      <w:r>
-        <w:rPr>
-          <w:rFonts w:ascii="Calibri" w:cs="Calibri" w:eastAsia="Calibri" w:hAnsi="Calibri"/>
-          <w:sz w:val="22"/>
-          <w:szCs w:val="22"/>
-        </w:rPr>
-        <w:t xml:space="preserve">General: (a + jb)(c + jd) = ac + jad + jbc + j²bd = (ac − bd) + j(ad + bc).</w:t>
-      </w:r>
-    </w:p>
-    <w:p>
-      <w:pPr>
-        <w:pStyle w:val="ListParagraph"/>
-        <w:numPr>
-          <w:ilvl w:val="0"/>
-          <w:numId w:val="2"/>
-        </w:numPr>
-        <w:spacing w:after="80"/>
-      </w:pPr>
-      <w:r>
-        <w:rPr>
-          <w:rFonts w:ascii="Calibri" w:cs="Calibri" w:eastAsia="Calibri" w:hAnsi="Calibri"/>
-          <w:sz w:val="22"/>
-          <w:szCs w:val="22"/>
-        </w:rPr>
-        <w:t xml:space="preserve">Example: (5 − 2j)(3 − 4j) = 5·3 + 5(−4j) + (−2j)·3 + (−2j)(−4j) = 15 − 20j − 6j + 8j² = 15 − 26j − 8 = 7 − 26j.</w:t>
-      </w:r>
-    </w:p>
-    <w:p>
-      <w:pPr>
-        <w:pBdr>
-          <w:left w:val="single" w:color="7A1A1A" w:sz="18" w:space="8"/>
-        </w:pBdr>
-        <w:spacing w:after="140" w:before="100"/>
-        <w:ind w:left="360"/>
-      </w:pPr>
-      <w:r>
-        <w:rPr>
-          <w:rFonts w:ascii="Calibri" w:cs="Calibri" w:eastAsia="Calibri" w:hAnsi="Calibri"/>
-          <w:b/>
-          <w:bCs/>
-          <w:color w:val="7A1A1A"/>
-          <w:sz w:val="22"/>
-          <w:szCs w:val="22"/>
-        </w:rPr>
-        <w:t xml:space="preserve">Common error: </w:t>
-      </w:r>
-      <w:r>
-        <w:rPr>
-          <w:rFonts w:ascii="Calibri" w:cs="Calibri" w:eastAsia="Calibri" w:hAnsi="Calibri"/>
-          <w:sz w:val="22"/>
-          <w:szCs w:val="22"/>
-        </w:rPr>
-        <w:t xml:space="preserve">Forgetting j² = −1 after expanding: leaving +8j² in the answer.</w:t>
+        <w:t xml:space="preserve">Notation: j = √−1, so j² = −1. This is the only new rule beyond ordinary FOIL (First, Outer, Inner, Last).</w:t>
+      </w:r>
+    </w:p>
+    <w:p>
+      <w:pPr>
+        <w:pStyle w:val="ListParagraph"/>
+        <w:numPr>
+          <w:ilvl w:val="0"/>
+          <w:numId w:val="2"/>
+        </w:numPr>
+        <w:spacing w:after="80"/>
+      </w:pPr>
+      <w:r>
+        <w:rPr>
+          <w:rFonts w:ascii="Calibri" w:cs="Calibri" w:eastAsia="Calibri" w:hAnsi="Calibri"/>
+          <w:sz w:val="22"/>
+          <w:szCs w:val="22"/>
+        </w:rPr>
+        <w:t xml:space="preserve">General rule, line by line: (a + jb)(c + jd) = ac + a(jd) + (jb)c + (jb)(jd) = ac + jad + jbc + j²bd.</w:t>
+      </w:r>
+    </w:p>
+    <w:p>
+      <w:pPr>
+        <w:pStyle w:val="ListParagraph"/>
+        <w:numPr>
+          <w:ilvl w:val="0"/>
+          <w:numId w:val="2"/>
+        </w:numPr>
+        <w:spacing w:after="80"/>
+      </w:pPr>
+      <w:r>
+        <w:rPr>
+          <w:rFonts w:ascii="Calibri" w:cs="Calibri" w:eastAsia="Calibri" w:hAnsi="Calibri"/>
+          <w:sz w:val="22"/>
+          <w:szCs w:val="22"/>
+        </w:rPr>
+        <w:t xml:space="preserve">Replace j² by −1: = ac − bd + j(ad + bc). So real part = ac − bd, imaginary part = ad + bc.</w:t>
+      </w:r>
+    </w:p>
+    <w:p>
+      <w:pPr>
+        <w:pStyle w:val="ListParagraph"/>
+        <w:numPr>
+          <w:ilvl w:val="0"/>
+          <w:numId w:val="2"/>
+        </w:numPr>
+        <w:spacing w:after="80"/>
+      </w:pPr>
+      <w:r>
+        <w:rPr>
+          <w:rFonts w:ascii="Calibri" w:cs="Calibri" w:eastAsia="Calibri" w:hAnsi="Calibri"/>
+          <w:sz w:val="22"/>
+          <w:szCs w:val="22"/>
+        </w:rPr>
+        <w:t xml:space="preserve">Example a = 5, b = −2, c = 3, d = −4, i.e. (5 − 2j)(3 − 4j). Four products:</w:t>
+      </w:r>
+    </w:p>
+    <w:p>
+      <w:pPr>
+        <w:pStyle w:val="ListParagraph"/>
+        <w:numPr>
+          <w:ilvl w:val="0"/>
+          <w:numId w:val="2"/>
+        </w:numPr>
+        <w:spacing w:after="80"/>
+      </w:pPr>
+      <w:r>
+        <w:rPr>
+          <w:rFonts w:ascii="Calibri" w:cs="Calibri" w:eastAsia="Calibri" w:hAnsi="Calibri"/>
+          <w:sz w:val="22"/>
+          <w:szCs w:val="22"/>
+        </w:rPr>
+        <w:t xml:space="preserve">First: 5 · 3 = 15. Outer: 5 · (−4j) = −20j. Inner: (−2j) · 3 = −6j. Last: (−2j)(−4j) = +8j².</w:t>
+      </w:r>
+    </w:p>
+    <w:p>
+      <w:pPr>
+        <w:pStyle w:val="ListParagraph"/>
+        <w:numPr>
+          <w:ilvl w:val="0"/>
+          <w:numId w:val="2"/>
+        </w:numPr>
+        <w:spacing w:after="80"/>
+      </w:pPr>
+      <w:r>
+        <w:rPr>
+          <w:rFonts w:ascii="Calibri" w:cs="Calibri" w:eastAsia="Calibri" w:hAnsi="Calibri"/>
+          <w:sz w:val="22"/>
+          <w:szCs w:val="22"/>
+        </w:rPr>
+        <w:t xml:space="preserve">Collect: 15 − 20j − 6j + 8j² = 15 − 26j + 8j².</w:t>
+      </w:r>
+    </w:p>
+    <w:p>
+      <w:pPr>
+        <w:pStyle w:val="ListParagraph"/>
+        <w:numPr>
+          <w:ilvl w:val="0"/>
+          <w:numId w:val="2"/>
+        </w:numPr>
+        <w:spacing w:after="80"/>
+      </w:pPr>
+      <w:r>
+        <w:rPr>
+          <w:rFonts w:ascii="Calibri" w:cs="Calibri" w:eastAsia="Calibri" w:hAnsi="Calibri"/>
+          <w:sz w:val="22"/>
+          <w:szCs w:val="22"/>
+        </w:rPr>
+        <w:t xml:space="preserve">Replace j² = −1: 8j² = −8. So 15 − 26j − 8 = 7 − 26j.</w:t>
+      </w:r>
+    </w:p>
+    <w:p>
+      <w:pPr>
+        <w:pStyle w:val="ListParagraph"/>
+        <w:numPr>
+          <w:ilvl w:val="0"/>
+          <w:numId w:val="2"/>
+        </w:numPr>
+        <w:spacing w:after="80"/>
+      </w:pPr>
+      <w:r>
+        <w:rPr>
+          <w:rFonts w:ascii="Calibri" w:cs="Calibri" w:eastAsia="Calibri" w:hAnsi="Calibri"/>
+          <w:sz w:val="22"/>
+          <w:szCs w:val="22"/>
+        </w:rPr>
+        <w:t xml:space="preserve">Check with the formula: ac − bd = 15 − (−2)(−4) = 15 − 8 = 7; ad + bc = 5(−4) + (−2)(3) = −20 − 6 = −26 ✓.</w:t>
+      </w:r>
+    </w:p>
+    <w:p>
+      <w:pPr>
+        <w:pStyle w:val="ListParagraph"/>
+        <w:numPr>
+          <w:ilvl w:val="0"/>
+          <w:numId w:val="2"/>
+        </w:numPr>
+        <w:spacing w:after="80"/>
+      </w:pPr>
+      <w:r>
+        <w:rPr>
+          <w:rFonts w:ascii="Calibri" w:cs="Calibri" w:eastAsia="Calibri" w:hAnsi="Calibri"/>
+          <w:sz w:val="22"/>
+          <w:szCs w:val="22"/>
+        </w:rPr>
+        <w:t xml:space="preserve">Pitfall: leaving +8j² in the answer.</w:t>
       </w:r>
     </w:p>
     <w:p>
@@ -610,25 +996,133 @@
           <w:sz w:val="22"/>
           <w:szCs w:val="22"/>
         </w:rPr>
-        <w:t xml:space="preserve">Moduli multiply, angles add. Proof: with z_k = r_k(cos θ_k + j sin θ_k), z₁z₂ = r₁r₂[(cos θ₁ cos θ₂ − sin θ₁ sin θ₂) + j(cos θ₁ sin θ₂ + sin θ₁ cos θ₂)] using j² = −1, which equals r₁r₂[cos(θ₁+θ₂) + j sin(θ₁+θ₂)] by the angle-sum identities.</w:t>
-      </w:r>
-    </w:p>
-    <w:p>
-      <w:pPr>
-        <w:pStyle w:val="ListParagraph"/>
-        <w:numPr>
-          <w:ilvl w:val="0"/>
-          <w:numId w:val="2"/>
-        </w:numPr>
-        <w:spacing w:after="80"/>
-      </w:pPr>
-      <w:r>
-        <w:rPr>
-          <w:rFonts w:ascii="Calibri" w:cs="Calibri" w:eastAsia="Calibri" w:hAnsi="Calibri"/>
-          <w:sz w:val="22"/>
-          <w:szCs w:val="22"/>
-        </w:rPr>
-        <w:t xml:space="preserve">Consequence: multiplying by a number of modulus 1 is a pure rotation.</w:t>
+        <w:t xml:space="preserve">Notation: |z₁z₂| is the modulus of the product; ∠(z₁z₂) is its angle. Write z_k = r_k(cos θ_k + j sin θ_k).</w:t>
+      </w:r>
+    </w:p>
+    <w:p>
+      <w:pPr>
+        <w:pStyle w:val="ListParagraph"/>
+        <w:numPr>
+          <w:ilvl w:val="0"/>
+          <w:numId w:val="2"/>
+        </w:numPr>
+        <w:spacing w:after="80"/>
+      </w:pPr>
+      <w:r>
+        <w:rPr>
+          <w:rFonts w:ascii="Calibri" w:cs="Calibri" w:eastAsia="Calibri" w:hAnsi="Calibri"/>
+          <w:sz w:val="22"/>
+          <w:szCs w:val="22"/>
+        </w:rPr>
+        <w:t xml:space="preserve">Step 1 — multiply: z₁z₂ = r₁r₂(cos θ₁ + j sin θ₁)(cos θ₂ + j sin θ₂).</w:t>
+      </w:r>
+    </w:p>
+    <w:p>
+      <w:pPr>
+        <w:pStyle w:val="ListParagraph"/>
+        <w:numPr>
+          <w:ilvl w:val="0"/>
+          <w:numId w:val="2"/>
+        </w:numPr>
+        <w:spacing w:after="80"/>
+      </w:pPr>
+      <w:r>
+        <w:rPr>
+          <w:rFonts w:ascii="Calibri" w:cs="Calibri" w:eastAsia="Calibri" w:hAnsi="Calibri"/>
+          <w:sz w:val="22"/>
+          <w:szCs w:val="22"/>
+        </w:rPr>
+        <w:t xml:space="preserve">Step 2 — FOIL the brackets: cos θ₁ cos θ₂ + j cos θ₁ sin θ₂ + j sin θ₁ cos θ₂ + j² sin θ₁ sin θ₂.</w:t>
+      </w:r>
+    </w:p>
+    <w:p>
+      <w:pPr>
+        <w:pStyle w:val="ListParagraph"/>
+        <w:numPr>
+          <w:ilvl w:val="0"/>
+          <w:numId w:val="2"/>
+        </w:numPr>
+        <w:spacing w:after="80"/>
+      </w:pPr>
+      <w:r>
+        <w:rPr>
+          <w:rFonts w:ascii="Calibri" w:cs="Calibri" w:eastAsia="Calibri" w:hAnsi="Calibri"/>
+          <w:sz w:val="22"/>
+          <w:szCs w:val="22"/>
+        </w:rPr>
+        <w:t xml:space="preserve">Step 3 — use j² = −1 and collect: (cos θ₁ cos θ₂ − sin θ₁ sin θ₂) + j(cos θ₁ sin θ₂ + sin θ₁ cos θ₂).</w:t>
+      </w:r>
+    </w:p>
+    <w:p>
+      <w:pPr>
+        <w:pStyle w:val="ListParagraph"/>
+        <w:numPr>
+          <w:ilvl w:val="0"/>
+          <w:numId w:val="2"/>
+        </w:numPr>
+        <w:spacing w:after="80"/>
+      </w:pPr>
+      <w:r>
+        <w:rPr>
+          <w:rFonts w:ascii="Calibri" w:cs="Calibri" w:eastAsia="Calibri" w:hAnsi="Calibri"/>
+          <w:sz w:val="22"/>
+          <w:szCs w:val="22"/>
+        </w:rPr>
+        <w:t xml:space="preserve">Step 4 — angle-sum identities: cos(θ₁+θ₂) = cos θ₁ cos θ₂ − sin θ₁ sin θ₂ and sin(θ₁+θ₂) = sin θ₁ cos θ₂ + cos θ₁ sin θ₂.</w:t>
+      </w:r>
+    </w:p>
+    <w:p>
+      <w:pPr>
+        <w:pStyle w:val="ListParagraph"/>
+        <w:numPr>
+          <w:ilvl w:val="0"/>
+          <w:numId w:val="2"/>
+        </w:numPr>
+        <w:spacing w:after="80"/>
+      </w:pPr>
+      <w:r>
+        <w:rPr>
+          <w:rFonts w:ascii="Calibri" w:cs="Calibri" w:eastAsia="Calibri" w:hAnsi="Calibri"/>
+          <w:sz w:val="22"/>
+          <w:szCs w:val="22"/>
+        </w:rPr>
+        <w:t xml:space="preserve">Step 5 — so z₁z₂ = r₁r₂[cos(θ₁+θ₂) + j sin(θ₁+θ₂)]: modulus r₁r₂, angle θ₁ + θ₂.</w:t>
+      </w:r>
+    </w:p>
+    <w:p>
+      <w:pPr>
+        <w:pStyle w:val="ListParagraph"/>
+        <w:numPr>
+          <w:ilvl w:val="0"/>
+          <w:numId w:val="2"/>
+        </w:numPr>
+        <w:spacing w:after="80"/>
+      </w:pPr>
+      <w:r>
+        <w:rPr>
+          <w:rFonts w:ascii="Calibri" w:cs="Calibri" w:eastAsia="Calibri" w:hAnsi="Calibri"/>
+          <w:sz w:val="22"/>
+          <w:szCs w:val="22"/>
+        </w:rPr>
+        <w:t xml:space="preserve">Tiny numeric check: z₁ = 1 + j (r = √2, θ = π/4), z₂ = j (r = 1, θ = π/2). Cartesian: (1 + j)j = j + j² = −1 + j. Polar: modulus √2 · 1 = √2, angle π/4 + π/2 = 3π/4, and √2(cos 135° + j sin 135°) = √2(−0.7071 + 0.7071j) = −1 + j ✓.</w:t>
+      </w:r>
+    </w:p>
+    <w:p>
+      <w:pPr>
+        <w:pStyle w:val="ListParagraph"/>
+        <w:numPr>
+          <w:ilvl w:val="0"/>
+          <w:numId w:val="2"/>
+        </w:numPr>
+        <w:spacing w:after="80"/>
+      </w:pPr>
+      <w:r>
+        <w:rPr>
+          <w:rFonts w:ascii="Calibri" w:cs="Calibri" w:eastAsia="Calibri" w:hAnsi="Calibri"/>
+          <w:sz w:val="22"/>
+          <w:szCs w:val="22"/>
+        </w:rPr>
+        <w:t xml:space="preserve">Consequence: multiplying by a number of modulus 1 only adds an angle, so it rotates the plane without stretching.</w:t>
       </w:r>
     </w:p>
     <w:p>
@@ -676,61 +1170,169 @@
           <w:sz w:val="22"/>
           <w:szCs w:val="22"/>
         </w:rPr>
-        <w:t xml:space="preserve">z₁ = 5 − 2j, z₂ = 3 − 4j. About 5 min. Cartesian: 15 − 20j − 6j + 8j² = 15 − 26j − 8 = 7 − 26j.</w:t>
-      </w:r>
-    </w:p>
-    <w:p>
-      <w:pPr>
-        <w:pStyle w:val="ListParagraph"/>
-        <w:numPr>
-          <w:ilvl w:val="0"/>
-          <w:numId w:val="2"/>
-        </w:numPr>
-        <w:spacing w:after="80"/>
-      </w:pPr>
-      <w:r>
-        <w:rPr>
-          <w:rFonts w:ascii="Calibri" w:cs="Calibri" w:eastAsia="Calibri" w:hAnsi="Calibri"/>
-          <w:sz w:val="22"/>
-          <w:szCs w:val="22"/>
-        </w:rPr>
-        <w:t xml:space="preserve">Polar inputs (real parts positive, so no π): |z₁| = √29, ∠z₁ = arctan(−2/5) = arctan(−0.4) = −0.3805; |z₂| = √25 = 5, ∠z₂ = arctan(−4/3) = −0.9273.</w:t>
-      </w:r>
-    </w:p>
-    <w:p>
-      <w:pPr>
-        <w:pStyle w:val="ListParagraph"/>
-        <w:numPr>
-          <w:ilvl w:val="0"/>
-          <w:numId w:val="2"/>
-        </w:numPr>
-        <w:spacing w:after="80"/>
-      </w:pPr>
-      <w:r>
-        <w:rPr>
-          <w:rFonts w:ascii="Calibri" w:cs="Calibri" w:eastAsia="Calibri" w:hAnsi="Calibri"/>
-          <w:sz w:val="22"/>
-          <w:szCs w:val="22"/>
-        </w:rPr>
-        <w:t xml:space="preserve">Product: |z₁z₂| = 5√29 ≈ 26.926, angle −0.3805 − 0.9273 = −1.3078.</w:t>
-      </w:r>
-    </w:p>
-    <w:p>
-      <w:pPr>
-        <w:pStyle w:val="ListParagraph"/>
-        <w:numPr>
-          <w:ilvl w:val="0"/>
-          <w:numId w:val="2"/>
-        </w:numPr>
-        <w:spacing w:after="80"/>
-      </w:pPr>
-      <w:r>
-        <w:rPr>
-          <w:rFonts w:ascii="Calibri" w:cs="Calibri" w:eastAsia="Calibri" w:hAnsi="Calibri"/>
-          <w:sz w:val="22"/>
-          <w:szCs w:val="22"/>
-        </w:rPr>
-        <w:t xml:space="preserve">Back to Cartesian: cos(−1.3078) = 0.2600, sin(−1.3078) = −0.9656; 26.926(0.2600) = 7.00, 26.926(−0.9656) = −26.00. Both routes give 7 − 26j.</w:t>
+        <w:t xml:space="preserve">Given: z₁ = 5 − 2j, z₂ = 3 − 4j. Task: z₁z₂ two ways. About 5 min.</w:t>
+      </w:r>
+    </w:p>
+    <w:p>
+      <w:pPr>
+        <w:pStyle w:val="ListParagraph"/>
+        <w:numPr>
+          <w:ilvl w:val="0"/>
+          <w:numId w:val="2"/>
+        </w:numPr>
+        <w:spacing w:after="80"/>
+      </w:pPr>
+      <w:r>
+        <w:rPr>
+          <w:rFonts w:ascii="Calibri" w:cs="Calibri" w:eastAsia="Calibri" w:hAnsi="Calibri"/>
+          <w:sz w:val="22"/>
+          <w:szCs w:val="22"/>
+        </w:rPr>
+        <w:t xml:space="preserve">Route 1, Cartesian. Step 1 — four products: 5·3 = 15; 5·(−4j) = −20j; (−2j)·3 = −6j; (−2j)(−4j) = 8j².</w:t>
+      </w:r>
+    </w:p>
+    <w:p>
+      <w:pPr>
+        <w:pStyle w:val="ListParagraph"/>
+        <w:numPr>
+          <w:ilvl w:val="0"/>
+          <w:numId w:val="2"/>
+        </w:numPr>
+        <w:spacing w:after="80"/>
+      </w:pPr>
+      <w:r>
+        <w:rPr>
+          <w:rFonts w:ascii="Calibri" w:cs="Calibri" w:eastAsia="Calibri" w:hAnsi="Calibri"/>
+          <w:sz w:val="22"/>
+          <w:szCs w:val="22"/>
+        </w:rPr>
+        <w:t xml:space="preserve">Step 2 — collect: 15 − 20j − 6j + 8j² = 15 − 26j + 8(−1) = 7 − 26j.</w:t>
+      </w:r>
+    </w:p>
+    <w:p>
+      <w:pPr>
+        <w:pStyle w:val="ListParagraph"/>
+        <w:numPr>
+          <w:ilvl w:val="0"/>
+          <w:numId w:val="2"/>
+        </w:numPr>
+        <w:spacing w:after="80"/>
+      </w:pPr>
+      <w:r>
+        <w:rPr>
+          <w:rFonts w:ascii="Calibri" w:cs="Calibri" w:eastAsia="Calibri" w:hAnsi="Calibri"/>
+          <w:sz w:val="22"/>
+          <w:szCs w:val="22"/>
+        </w:rPr>
+        <w:t xml:space="preserve">Route 2, polar. Inputs — both real parts are positive, so no π is added.</w:t>
+      </w:r>
+    </w:p>
+    <w:p>
+      <w:pPr>
+        <w:pStyle w:val="ListParagraph"/>
+        <w:numPr>
+          <w:ilvl w:val="0"/>
+          <w:numId w:val="2"/>
+        </w:numPr>
+        <w:spacing w:after="80"/>
+      </w:pPr>
+      <w:r>
+        <w:rPr>
+          <w:rFonts w:ascii="Calibri" w:cs="Calibri" w:eastAsia="Calibri" w:hAnsi="Calibri"/>
+          <w:sz w:val="22"/>
+          <w:szCs w:val="22"/>
+        </w:rPr>
+        <w:t xml:space="preserve">Step 3 — |z₁| = √(5² + (−2)²) = √(25 + 4) = √29 = 5.385. ∠z₁ = arctan(−2/5) = arctan(−0.4) = −0.3805 rad (−21.8°).</w:t>
+      </w:r>
+    </w:p>
+    <w:p>
+      <w:pPr>
+        <w:pStyle w:val="ListParagraph"/>
+        <w:numPr>
+          <w:ilvl w:val="0"/>
+          <w:numId w:val="2"/>
+        </w:numPr>
+        <w:spacing w:after="80"/>
+      </w:pPr>
+      <w:r>
+        <w:rPr>
+          <w:rFonts w:ascii="Calibri" w:cs="Calibri" w:eastAsia="Calibri" w:hAnsi="Calibri"/>
+          <w:sz w:val="22"/>
+          <w:szCs w:val="22"/>
+        </w:rPr>
+        <w:t xml:space="preserve">Step 4 — |z₂| = √(3² + (−4)²) = √(9 + 16) = 5. ∠z₂ = arctan(−4/3) = arctan(−1.3333) = −0.9273 rad (−53.1°).</w:t>
+      </w:r>
+    </w:p>
+    <w:p>
+      <w:pPr>
+        <w:pStyle w:val="ListParagraph"/>
+        <w:numPr>
+          <w:ilvl w:val="0"/>
+          <w:numId w:val="2"/>
+        </w:numPr>
+        <w:spacing w:after="80"/>
+      </w:pPr>
+      <w:r>
+        <w:rPr>
+          <w:rFonts w:ascii="Calibri" w:cs="Calibri" w:eastAsia="Calibri" w:hAnsi="Calibri"/>
+          <w:sz w:val="22"/>
+          <w:szCs w:val="22"/>
+        </w:rPr>
+        <w:t xml:space="preserve">Step 5 — multiply moduli: √29 · 5 = 5√29 = 26.926. Add angles: −0.3805 + (−0.9273) = −1.3078 rad (−74.9°).</w:t>
+      </w:r>
+    </w:p>
+    <w:p>
+      <w:pPr>
+        <w:pStyle w:val="ListParagraph"/>
+        <w:numPr>
+          <w:ilvl w:val="0"/>
+          <w:numId w:val="2"/>
+        </w:numPr>
+        <w:spacing w:after="80"/>
+      </w:pPr>
+      <w:r>
+        <w:rPr>
+          <w:rFonts w:ascii="Calibri" w:cs="Calibri" w:eastAsia="Calibri" w:hAnsi="Calibri"/>
+          <w:sz w:val="22"/>
+          <w:szCs w:val="22"/>
+        </w:rPr>
+        <w:t xml:space="preserve">Step 6 — back to Cartesian: cos(−1.3078) = 0.2600 (cos is even), sin(−1.3078) = −0.9656 (sin is odd).</w:t>
+      </w:r>
+    </w:p>
+    <w:p>
+      <w:pPr>
+        <w:pStyle w:val="ListParagraph"/>
+        <w:numPr>
+          <w:ilvl w:val="0"/>
+          <w:numId w:val="2"/>
+        </w:numPr>
+        <w:spacing w:after="80"/>
+      </w:pPr>
+      <w:r>
+        <w:rPr>
+          <w:rFonts w:ascii="Calibri" w:cs="Calibri" w:eastAsia="Calibri" w:hAnsi="Calibri"/>
+          <w:sz w:val="22"/>
+          <w:szCs w:val="22"/>
+        </w:rPr>
+        <w:t xml:space="preserve">Step 7 — real part 26.926 × 0.2600 = 7.00; imaginary part 26.926 × (−0.9656) = −26.00. So 7 − 26j.</w:t>
+      </w:r>
+    </w:p>
+    <w:p>
+      <w:pPr>
+        <w:pStyle w:val="ListParagraph"/>
+        <w:numPr>
+          <w:ilvl w:val="0"/>
+          <w:numId w:val="2"/>
+        </w:numPr>
+        <w:spacing w:after="80"/>
+      </w:pPr>
+      <w:r>
+        <w:rPr>
+          <w:rFonts w:ascii="Calibri" w:cs="Calibri" w:eastAsia="Calibri" w:hAnsi="Calibri"/>
+          <w:sz w:val="22"/>
+          <w:szCs w:val="22"/>
+        </w:rPr>
+        <w:t xml:space="preserve">Check: both routes give 7 − 26j ✓. Also |7 − 26j| = √(49 + 676) = √725 = 26.926 ✓.</w:t>
       </w:r>
     </w:p>
     <w:p>
@@ -778,25 +1380,61 @@
           <w:sz w:val="22"/>
           <w:szCs w:val="22"/>
         </w:rPr>
-        <w:t xml:space="preserve">Notebook cell 7. Left: z₁, z₂ and the product 7 − 26j, whose length is 26.93 = √29·5. Right: the three vectors normalized to the unit circle with arcs showing angle addition: −21.8° + (−53.1°) = −74.9° = −1.308 rad.</w:t>
-      </w:r>
-    </w:p>
-    <w:p>
-      <w:pPr>
-        <w:pStyle w:val="ListParagraph"/>
-        <w:numPr>
-          <w:ilvl w:val="0"/>
-          <w:numId w:val="2"/>
-        </w:numPr>
-        <w:spacing w:after="80"/>
-      </w:pPr>
-      <w:r>
-        <w:rPr>
-          <w:rFonts w:ascii="Calibri" w:cs="Calibri" w:eastAsia="Calibri" w:hAnsi="Calibri"/>
-          <w:sz w:val="22"/>
-          <w:szCs w:val="22"/>
-        </w:rPr>
-        <w:t xml:space="preserve">The left panel is tall because the product is far from the inputs; use the right panel to see the angles add.</w:t>
+        <w:t xml:space="preserve">Notebook figure of the same example; left panel: z₁ = 5 − 2j, z₂ = 3 − 4j and the product 7 − 26j.</w:t>
+      </w:r>
+    </w:p>
+    <w:p>
+      <w:pPr>
+        <w:pStyle w:val="ListParagraph"/>
+        <w:numPr>
+          <w:ilvl w:val="0"/>
+          <w:numId w:val="2"/>
+        </w:numPr>
+        <w:spacing w:after="80"/>
+      </w:pPr>
+      <w:r>
+        <w:rPr>
+          <w:rFonts w:ascii="Calibri" w:cs="Calibri" w:eastAsia="Calibri" w:hAnsi="Calibri"/>
+          <w:sz w:val="22"/>
+          <w:szCs w:val="22"/>
+        </w:rPr>
+        <w:t xml:space="preserve">Numbers behind the left panel: lengths 5.385, 5 and 26.926 = 5.385 × 5 (check: 5.385 × 5 = 26.925). The product is far longer than either input.</w:t>
+      </w:r>
+    </w:p>
+    <w:p>
+      <w:pPr>
+        <w:pStyle w:val="ListParagraph"/>
+        <w:numPr>
+          <w:ilvl w:val="0"/>
+          <w:numId w:val="2"/>
+        </w:numPr>
+        <w:spacing w:after="80"/>
+      </w:pPr>
+      <w:r>
+        <w:rPr>
+          <w:rFonts w:ascii="Calibri" w:cs="Calibri" w:eastAsia="Calibri" w:hAnsi="Calibri"/>
+          <w:sz w:val="22"/>
+          <w:szCs w:val="22"/>
+        </w:rPr>
+        <w:t xml:space="preserve">Right panel (all three vectors normalised to the unit circle, arcs show the angles): −21.8° + (−53.1°) = −74.9° = −1.308 rad ✓ (−74.93° exactly: −21.80° − 53.13°).</w:t>
+      </w:r>
+    </w:p>
+    <w:p>
+      <w:pPr>
+        <w:pStyle w:val="ListParagraph"/>
+        <w:numPr>
+          <w:ilvl w:val="0"/>
+          <w:numId w:val="2"/>
+        </w:numPr>
+        <w:spacing w:after="80"/>
+      </w:pPr>
+      <w:r>
+        <w:rPr>
+          <w:rFonts w:ascii="Calibri" w:cs="Calibri" w:eastAsia="Calibri" w:hAnsi="Calibri"/>
+          <w:sz w:val="22"/>
+          <w:szCs w:val="22"/>
+        </w:rPr>
+        <w:t xml:space="preserve">Use the right panel to see the angles add; the left panel is tall only because the product is large.</w:t>
       </w:r>
     </w:p>
     <w:p>
@@ -844,61 +1482,169 @@
           <w:sz w:val="22"/>
           <w:szCs w:val="22"/>
         </w:rPr>
-        <w:t xml:space="preserve">z₁⁵z₂²: apply the product rule repeatedly, so modulus = |z₁|⁵|z₂|² and angle = 5∠z₁ + 2∠z₂.</w:t>
-      </w:r>
-    </w:p>
-    <w:p>
-      <w:pPr>
-        <w:pStyle w:val="ListParagraph"/>
-        <w:numPr>
-          <w:ilvl w:val="0"/>
-          <w:numId w:val="2"/>
-        </w:numPr>
-        <w:spacing w:after="80"/>
-      </w:pPr>
-      <w:r>
-        <w:rPr>
-          <w:rFonts w:ascii="Calibri" w:cs="Calibri" w:eastAsia="Calibri" w:hAnsi="Calibri"/>
-          <w:sz w:val="22"/>
-          <w:szCs w:val="22"/>
-        </w:rPr>
-        <w:t xml:space="preserve">Modulus: (√29)⁵·5² = 29^{5/2}·25 = 841√29·25 = 21025√29 ≈ 113223 ≈ 1.13×10⁵. Angle: 5(−0.3805) + 2(−0.9273) = −1.9025 − 1.8546 = −3.7571 rad.</w:t>
-      </w:r>
-    </w:p>
-    <w:p>
-      <w:pPr>
-        <w:pStyle w:val="ListParagraph"/>
-        <w:numPr>
-          <w:ilvl w:val="0"/>
-          <w:numId w:val="2"/>
-        </w:numPr>
-        <w:spacing w:after="80"/>
-      </w:pPr>
-      <w:r>
-        <w:rPr>
-          <w:rFonts w:ascii="Calibri" w:cs="Calibri" w:eastAsia="Calibri" w:hAnsi="Calibri"/>
-          <w:sz w:val="22"/>
-          <w:szCs w:val="22"/>
-        </w:rPr>
-        <w:t xml:space="preserve">Cartesian check: cos(−3.7571) = −0.8165, sin = 0.5774; 113223(−0.8165) ≈ −92443, 113223(0.5774) ≈ 65374, matching direct expansion −92443 + 65374j.</w:t>
-      </w:r>
-    </w:p>
-    <w:p>
-      <w:pPr>
-        <w:pStyle w:val="ListParagraph"/>
-        <w:numPr>
-          <w:ilvl w:val="0"/>
-          <w:numId w:val="2"/>
-        </w:numPr>
-        <w:spacing w:after="80"/>
-      </w:pPr>
-      <w:r>
-        <w:rPr>
-          <w:rFonts w:ascii="Calibri" w:cs="Calibri" w:eastAsia="Calibri" w:hAnsi="Calibri"/>
-          <w:sz w:val="22"/>
-          <w:szCs w:val="22"/>
-        </w:rPr>
-        <w:t xml:space="preserve">Takeaway: Powers by repeated FOIL would be painful; in polar they take two lines.</w:t>
+        <w:t xml:space="preserve">Given: z₁ = 5 − 2j, z₂ = 3 − 4j from the previous example (|z₁| = √29, ∠z₁ = −0.3805; |z₂| = 5, ∠z₂ = −0.9273). Task: z₁⁵ z₂² in polar form.</w:t>
+      </w:r>
+    </w:p>
+    <w:p>
+      <w:pPr>
+        <w:pStyle w:val="ListParagraph"/>
+        <w:numPr>
+          <w:ilvl w:val="0"/>
+          <w:numId w:val="2"/>
+        </w:numPr>
+        <w:spacing w:after="80"/>
+      </w:pPr>
+      <w:r>
+        <w:rPr>
+          <w:rFonts w:ascii="Calibri" w:cs="Calibri" w:eastAsia="Calibri" w:hAnsi="Calibri"/>
+          <w:sz w:val="22"/>
+          <w:szCs w:val="22"/>
+        </w:rPr>
+        <w:t xml:space="preserve">Step 1 — rule applied repeatedly: moduli multiply, angles add, so |z₁⁵z₂²| = |z₁|⁵|z₂|² and ∠(z₁⁵z₂²) = 5∠z₁ + 2∠z₂ (five copies of z₁'s angle, two copies of z₂'s).</w:t>
+      </w:r>
+    </w:p>
+    <w:p>
+      <w:pPr>
+        <w:pStyle w:val="ListParagraph"/>
+        <w:numPr>
+          <w:ilvl w:val="0"/>
+          <w:numId w:val="2"/>
+        </w:numPr>
+        <w:spacing w:after="80"/>
+      </w:pPr>
+      <w:r>
+        <w:rPr>
+          <w:rFonts w:ascii="Calibri" w:cs="Calibri" w:eastAsia="Calibri" w:hAnsi="Calibri"/>
+          <w:sz w:val="22"/>
+          <w:szCs w:val="22"/>
+        </w:rPr>
+        <w:t xml:space="preserve">Step 2 — (√29)⁵ = (√29)⁴ · √29 = 29² · √29 = 841√29 (since (√29)² = 29). Then 5² = 25.</w:t>
+      </w:r>
+    </w:p>
+    <w:p>
+      <w:pPr>
+        <w:pStyle w:val="ListParagraph"/>
+        <w:numPr>
+          <w:ilvl w:val="0"/>
+          <w:numId w:val="2"/>
+        </w:numPr>
+        <w:spacing w:after="80"/>
+      </w:pPr>
+      <w:r>
+        <w:rPr>
+          <w:rFonts w:ascii="Calibri" w:cs="Calibri" w:eastAsia="Calibri" w:hAnsi="Calibri"/>
+          <w:sz w:val="22"/>
+          <w:szCs w:val="22"/>
+        </w:rPr>
+        <w:t xml:space="preserve">Step 3 — modulus = 841√29 · 25 = 21025√29 = 21025 × 5.38516 = 113 223 ≈ 1.13 × 10⁵.</w:t>
+      </w:r>
+    </w:p>
+    <w:p>
+      <w:pPr>
+        <w:pStyle w:val="ListParagraph"/>
+        <w:numPr>
+          <w:ilvl w:val="0"/>
+          <w:numId w:val="2"/>
+        </w:numPr>
+        <w:spacing w:after="80"/>
+      </w:pPr>
+      <w:r>
+        <w:rPr>
+          <w:rFonts w:ascii="Calibri" w:cs="Calibri" w:eastAsia="Calibri" w:hAnsi="Calibri"/>
+          <w:sz w:val="22"/>
+          <w:szCs w:val="22"/>
+        </w:rPr>
+        <w:t xml:space="preserve">Step 4 — angle: 5(−0.3805) = −1.9025 and 2(−0.9273) = −1.8546. Sum −1.9025 − 1.8546 = −3.7571 rad (same direction as −3.7571 + 2π = 2.5261 rad).</w:t>
+      </w:r>
+    </w:p>
+    <w:p>
+      <w:pPr>
+        <w:pStyle w:val="ListParagraph"/>
+        <w:numPr>
+          <w:ilvl w:val="0"/>
+          <w:numId w:val="2"/>
+        </w:numPr>
+        <w:spacing w:after="80"/>
+      </w:pPr>
+      <w:r>
+        <w:rPr>
+          <w:rFonts w:ascii="Calibri" w:cs="Calibri" w:eastAsia="Calibri" w:hAnsi="Calibri"/>
+          <w:sz w:val="22"/>
+          <w:szCs w:val="22"/>
+        </w:rPr>
+        <w:t xml:space="preserve">Step 5 — cos(−3.7571) = −0.81649 and sin(−3.7571) = +0.57736 (use five digits here, since the modulus is huge and rounding the cosine to 4 digits changes the answer by about 1).</w:t>
+      </w:r>
+    </w:p>
+    <w:p>
+      <w:pPr>
+        <w:pStyle w:val="ListParagraph"/>
+        <w:numPr>
+          <w:ilvl w:val="0"/>
+          <w:numId w:val="2"/>
+        </w:numPr>
+        <w:spacing w:after="80"/>
+      </w:pPr>
+      <w:r>
+        <w:rPr>
+          <w:rFonts w:ascii="Calibri" w:cs="Calibri" w:eastAsia="Calibri" w:hAnsi="Calibri"/>
+          <w:sz w:val="22"/>
+          <w:szCs w:val="22"/>
+        </w:rPr>
+        <w:t xml:space="preserve">Step 6 — real part 113 223 × (−0.81649) = −92 443; imaginary part 113 223 × 0.57736 ≈ +65 372 (65 374 with the full-precision angle −3.75712).</w:t>
+      </w:r>
+    </w:p>
+    <w:p>
+      <w:pPr>
+        <w:pStyle w:val="ListParagraph"/>
+        <w:numPr>
+          <w:ilvl w:val="0"/>
+          <w:numId w:val="2"/>
+        </w:numPr>
+        <w:spacing w:after="80"/>
+      </w:pPr>
+      <w:r>
+        <w:rPr>
+          <w:rFonts w:ascii="Calibri" w:cs="Calibri" w:eastAsia="Calibri" w:hAnsi="Calibri"/>
+          <w:sz w:val="22"/>
+          <w:szCs w:val="22"/>
+        </w:rPr>
+        <w:t xml:space="preserve">Check by direct expansion (repeated FOIL). z₁² = (5 − 2j)² = 25 − 20j + 4j² = 21 − 20j. z₁⁴ = (21 − 20j)² = 441 − 840j + 400j² = 41 − 840j. z₁⁵ = (41 − 840j)(5 − 2j) = 205 − 82j − 4200j + 1680j² = −1475 − 4282j.</w:t>
+      </w:r>
+    </w:p>
+    <w:p>
+      <w:pPr>
+        <w:pStyle w:val="ListParagraph"/>
+        <w:numPr>
+          <w:ilvl w:val="0"/>
+          <w:numId w:val="2"/>
+        </w:numPr>
+        <w:spacing w:after="80"/>
+      </w:pPr>
+      <w:r>
+        <w:rPr>
+          <w:rFonts w:ascii="Calibri" w:cs="Calibri" w:eastAsia="Calibri" w:hAnsi="Calibri"/>
+          <w:sz w:val="22"/>
+          <w:szCs w:val="22"/>
+        </w:rPr>
+        <w:t xml:space="preserve">z₂² = (3 − 4j)² = 9 − 24j + 16j² = −7 − 24j. Product: (−1475 − 4282j)(−7 − 24j) = 10325 + 35400j + 29974j + 102768j² = (10325 − 102768) + 65374j = −92 443 + 65 374j ✓.</w:t>
+      </w:r>
+    </w:p>
+    <w:p>
+      <w:pPr>
+        <w:pStyle w:val="ListParagraph"/>
+        <w:numPr>
+          <w:ilvl w:val="0"/>
+          <w:numId w:val="2"/>
+        </w:numPr>
+        <w:spacing w:after="80"/>
+      </w:pPr>
+      <w:r>
+        <w:rPr>
+          <w:rFonts w:ascii="Calibri" w:cs="Calibri" w:eastAsia="Calibri" w:hAnsi="Calibri"/>
+          <w:sz w:val="22"/>
+          <w:szCs w:val="22"/>
+        </w:rPr>
+        <w:t xml:space="preserve">Takeaway: polar took two lines; the Cartesian check took five expansions.</w:t>
       </w:r>
     </w:p>
     <w:p>
@@ -946,25 +1692,79 @@
           <w:sz w:val="22"/>
           <w:szCs w:val="22"/>
         </w:rPr>
-        <w:t xml:space="preserve">z* = x − jy. On the slide: z z* = (x + jy)(x − jy) = x² − jxy + jxy − j²y² = x² + y² = |z|². Number check: (3 − 4j)(3 + 4j) = 9 + 16 = 25 = 5².</w:t>
-      </w:r>
-    </w:p>
-    <w:p>
-      <w:pPr>
-        <w:pStyle w:val="ListParagraph"/>
-        <w:numPr>
-          <w:ilvl w:val="0"/>
-          <w:numId w:val="2"/>
-        </w:numPr>
-        <w:spacing w:after="80"/>
-      </w:pPr>
-      <w:r>
-        <w:rPr>
-          <w:rFonts w:ascii="Calibri" w:cs="Calibri" w:eastAsia="Calibri" w:hAnsi="Calibri"/>
-          <w:sz w:val="22"/>
-          <w:szCs w:val="22"/>
-        </w:rPr>
-        <w:t xml:space="preserve">|z*| = √(x² + (−y)²) = |z|, and (x, −y) = (r cos(−θ), r sin(−θ)) since cos is even and sin is odd, so ∠z* = −∠z.</w:t>
+        <w:t xml:space="preserve">Notation: z* (read 'z conjugate', also written z̄) is z with the sign of the imaginary part flipped: z = x + jy → z* = x − jy. Example: z = 3 − 4j → z* = 3 + 4j.</w:t>
+      </w:r>
+    </w:p>
+    <w:p>
+      <w:pPr>
+        <w:pStyle w:val="ListParagraph"/>
+        <w:numPr>
+          <w:ilvl w:val="0"/>
+          <w:numId w:val="2"/>
+        </w:numPr>
+        <w:spacing w:after="80"/>
+      </w:pPr>
+      <w:r>
+        <w:rPr>
+          <w:rFonts w:ascii="Calibri" w:cs="Calibri" w:eastAsia="Calibri" w:hAnsi="Calibri"/>
+          <w:sz w:val="22"/>
+          <w:szCs w:val="22"/>
+        </w:rPr>
+        <w:t xml:space="preserve">Proof of z z* = |z|². Step 1 — multiply: (x + jy)(x − jy) = x² − jxy + jxy − j²y².</w:t>
+      </w:r>
+    </w:p>
+    <w:p>
+      <w:pPr>
+        <w:pStyle w:val="ListParagraph"/>
+        <w:numPr>
+          <w:ilvl w:val="0"/>
+          <w:numId w:val="2"/>
+        </w:numPr>
+        <w:spacing w:after="80"/>
+      </w:pPr>
+      <w:r>
+        <w:rPr>
+          <w:rFonts w:ascii="Calibri" w:cs="Calibri" w:eastAsia="Calibri" w:hAnsi="Calibri"/>
+          <w:sz w:val="22"/>
+          <w:szCs w:val="22"/>
+        </w:rPr>
+        <w:t xml:space="preserve">Step 2 — the two middle terms cancel (−jxy + jxy = 0). Step 3 — j² = −1, so −j²y² = +y². Result x² + y² = |z|² (real and ≥ 0).</w:t>
+      </w:r>
+    </w:p>
+    <w:p>
+      <w:pPr>
+        <w:pStyle w:val="ListParagraph"/>
+        <w:numPr>
+          <w:ilvl w:val="0"/>
+          <w:numId w:val="2"/>
+        </w:numPr>
+        <w:spacing w:after="80"/>
+      </w:pPr>
+      <w:r>
+        <w:rPr>
+          <w:rFonts w:ascii="Calibri" w:cs="Calibri" w:eastAsia="Calibri" w:hAnsi="Calibri"/>
+          <w:sz w:val="22"/>
+          <w:szCs w:val="22"/>
+        </w:rPr>
+        <w:t xml:space="preserve">Numeric check: (3 − 4j)(3 + 4j) = 9 + 12j − 12j − 16j² = 9 + 16 = 25 = 5² ✓.</w:t>
+      </w:r>
+    </w:p>
+    <w:p>
+      <w:pPr>
+        <w:pStyle w:val="ListParagraph"/>
+        <w:numPr>
+          <w:ilvl w:val="0"/>
+          <w:numId w:val="2"/>
+        </w:numPr>
+        <w:spacing w:after="80"/>
+      </w:pPr>
+      <w:r>
+        <w:rPr>
+          <w:rFonts w:ascii="Calibri" w:cs="Calibri" w:eastAsia="Calibri" w:hAnsi="Calibri"/>
+          <w:sz w:val="22"/>
+          <w:szCs w:val="22"/>
+        </w:rPr>
+        <w:t xml:space="preserve">Polar: |z*| = √(x² + (−y)²) = √(x² + y²) = |z|. The point (x, −y) = (r cos θ, −r sin θ) = (r cos(−θ), r sin(−θ)) because cos is even and sin is odd, so ∠z* = −∠z: a mirror image across the real axis.</w:t>
       </w:r>
     </w:p>
     <w:p>
@@ -1012,71 +1812,133 @@
           <w:sz w:val="22"/>
           <w:szCs w:val="22"/>
         </w:rPr>
-        <w:t xml:space="preserve">Multiply top and bottom by z₂* (allowed because z₂*/z₂* = 1, z₂ ≠ 0); then z₂z₂* = |z₂|² is real.</w:t>
-      </w:r>
-    </w:p>
-    <w:p>
-      <w:pPr>
-        <w:pStyle w:val="ListParagraph"/>
-        <w:numPr>
-          <w:ilvl w:val="0"/>
-          <w:numId w:val="2"/>
-        </w:numPr>
-        <w:spacing w:after="80"/>
-      </w:pPr>
-      <w:r>
-        <w:rPr>
-          <w:rFonts w:ascii="Calibri" w:cs="Calibri" w:eastAsia="Calibri" w:hAnsi="Calibri"/>
-          <w:sz w:val="22"/>
-          <w:szCs w:val="22"/>
-        </w:rPr>
-        <w:t xml:space="preserve">(5 − 2j)/(3 − 4j) = (5 − 2j)(3 + 4j)/((3 − 4j)(3 + 4j)) = (15 + 20j − 6j − 8j²)/(9 + 16) = (23 + 14j)/25 = 0.92 + 0.56j.</w:t>
-      </w:r>
-    </w:p>
-    <w:p>
-      <w:pPr>
-        <w:pStyle w:val="ListParagraph"/>
-        <w:numPr>
-          <w:ilvl w:val="0"/>
-          <w:numId w:val="2"/>
-        </w:numPr>
-        <w:spacing w:after="80"/>
-      </w:pPr>
-      <w:r>
-        <w:rPr>
-          <w:rFonts w:ascii="Calibri" w:cs="Calibri" w:eastAsia="Calibri" w:hAnsi="Calibri"/>
-          <w:sz w:val="22"/>
-          <w:szCs w:val="22"/>
-        </w:rPr>
-        <w:t xml:space="preserve">Check: (0.92 + 0.56j)(3 − 4j) = 2.76 − 3.68j + 1.68j + 2.24 = 5 − 2j ✓.</w:t>
-      </w:r>
-    </w:p>
-    <w:p>
-      <w:pPr>
-        <w:pBdr>
-          <w:left w:val="single" w:color="7A1A1A" w:sz="18" w:space="8"/>
-        </w:pBdr>
-        <w:spacing w:after="140" w:before="100"/>
-        <w:ind w:left="360"/>
-      </w:pPr>
-      <w:r>
-        <w:rPr>
-          <w:rFonts w:ascii="Calibri" w:cs="Calibri" w:eastAsia="Calibri" w:hAnsi="Calibri"/>
-          <w:b/>
-          <w:bCs/>
-          <w:color w:val="7A1A1A"/>
-          <w:sz w:val="22"/>
-          <w:szCs w:val="22"/>
-        </w:rPr>
-        <w:t xml:space="preserve">Common error: </w:t>
-      </w:r>
-      <w:r>
-        <w:rPr>
-          <w:rFonts w:ascii="Calibri" w:cs="Calibri" w:eastAsia="Calibri" w:hAnsi="Calibri"/>
-          <w:sz w:val="22"/>
-          <w:szCs w:val="22"/>
-        </w:rPr>
-        <w:t xml:space="preserve">Multiplying by z₂ instead of z₂*; or confusing z* (negate the imaginary part only) with −z (negate both parts).</w:t>
+        <w:t xml:space="preserve">Given: z₁ = 5 − 2j, z₂ = 3 − 4j. Task: z₁/z₂ in Cartesian form.</w:t>
+      </w:r>
+    </w:p>
+    <w:p>
+      <w:pPr>
+        <w:pStyle w:val="ListParagraph"/>
+        <w:numPr>
+          <w:ilvl w:val="0"/>
+          <w:numId w:val="2"/>
+        </w:numPr>
+        <w:spacing w:after="80"/>
+      </w:pPr>
+      <w:r>
+        <w:rPr>
+          <w:rFonts w:ascii="Calibri" w:cs="Calibri" w:eastAsia="Calibri" w:hAnsi="Calibri"/>
+          <w:sz w:val="22"/>
+          <w:szCs w:val="22"/>
+        </w:rPr>
+        <w:t xml:space="preserve">Step 1 — idea: multiply top and bottom by z₂* = 3 + 4j. This is multiplying by 1 (z₂*/z₂* = 1, z₂ ≠ 0), and it makes the denominator real because z₂z₂* = |z₂|².</w:t>
+      </w:r>
+    </w:p>
+    <w:p>
+      <w:pPr>
+        <w:pStyle w:val="ListParagraph"/>
+        <w:numPr>
+          <w:ilvl w:val="0"/>
+          <w:numId w:val="2"/>
+        </w:numPr>
+        <w:spacing w:after="80"/>
+      </w:pPr>
+      <w:r>
+        <w:rPr>
+          <w:rFonts w:ascii="Calibri" w:cs="Calibri" w:eastAsia="Calibri" w:hAnsi="Calibri"/>
+          <w:sz w:val="22"/>
+          <w:szCs w:val="22"/>
+        </w:rPr>
+        <w:t xml:space="preserve">Step 2 — denominator: (3 − 4j)(3 + 4j) = 9 + 16 = 25.</w:t>
+      </w:r>
+    </w:p>
+    <w:p>
+      <w:pPr>
+        <w:pStyle w:val="ListParagraph"/>
+        <w:numPr>
+          <w:ilvl w:val="0"/>
+          <w:numId w:val="2"/>
+        </w:numPr>
+        <w:spacing w:after="80"/>
+      </w:pPr>
+      <w:r>
+        <w:rPr>
+          <w:rFonts w:ascii="Calibri" w:cs="Calibri" w:eastAsia="Calibri" w:hAnsi="Calibri"/>
+          <w:sz w:val="22"/>
+          <w:szCs w:val="22"/>
+        </w:rPr>
+        <w:t xml:space="preserve">Step 3 — numerator, four products: 5·3 = 15; 5·4j = 20j; (−2j)·3 = −6j; (−2j)(4j) = −8j² = +8.</w:t>
+      </w:r>
+    </w:p>
+    <w:p>
+      <w:pPr>
+        <w:pStyle w:val="ListParagraph"/>
+        <w:numPr>
+          <w:ilvl w:val="0"/>
+          <w:numId w:val="2"/>
+        </w:numPr>
+        <w:spacing w:after="80"/>
+      </w:pPr>
+      <w:r>
+        <w:rPr>
+          <w:rFonts w:ascii="Calibri" w:cs="Calibri" w:eastAsia="Calibri" w:hAnsi="Calibri"/>
+          <w:sz w:val="22"/>
+          <w:szCs w:val="22"/>
+        </w:rPr>
+        <w:t xml:space="preserve">Step 4 — collect: 15 + 20j − 6j + 8 = 23 + 14j.</w:t>
+      </w:r>
+    </w:p>
+    <w:p>
+      <w:pPr>
+        <w:pStyle w:val="ListParagraph"/>
+        <w:numPr>
+          <w:ilvl w:val="0"/>
+          <w:numId w:val="2"/>
+        </w:numPr>
+        <w:spacing w:after="80"/>
+      </w:pPr>
+      <w:r>
+        <w:rPr>
+          <w:rFonts w:ascii="Calibri" w:cs="Calibri" w:eastAsia="Calibri" w:hAnsi="Calibri"/>
+          <w:sz w:val="22"/>
+          <w:szCs w:val="22"/>
+        </w:rPr>
+        <w:t xml:space="preserve">Step 5 — divide real and imaginary parts by 25: 23/25 = 0.92 and 14/25 = 0.56. So z₁/z₂ = 0.92 + 0.56j.</w:t>
+      </w:r>
+    </w:p>
+    <w:p>
+      <w:pPr>
+        <w:pStyle w:val="ListParagraph"/>
+        <w:numPr>
+          <w:ilvl w:val="0"/>
+          <w:numId w:val="2"/>
+        </w:numPr>
+        <w:spacing w:after="80"/>
+      </w:pPr>
+      <w:r>
+        <w:rPr>
+          <w:rFonts w:ascii="Calibri" w:cs="Calibri" w:eastAsia="Calibri" w:hAnsi="Calibri"/>
+          <w:sz w:val="22"/>
+          <w:szCs w:val="22"/>
+        </w:rPr>
+        <w:t xml:space="preserve">Check by multiplying back, (0.92 + 0.56j)(3 − 4j): 0.92·3 = 2.76; 0.92·(−4j) = −3.68j; 0.56j·3 = 1.68j; 0.56j·(−4j) = −2.24j² = +2.24. Real part 2.76 + 2.24 = 5.00; imaginary part −3.68 + 1.68 = −2.00. So 5 − 2j = z₁ ✓.</w:t>
+      </w:r>
+    </w:p>
+    <w:p>
+      <w:pPr>
+        <w:pStyle w:val="ListParagraph"/>
+        <w:numPr>
+          <w:ilvl w:val="0"/>
+          <w:numId w:val="2"/>
+        </w:numPr>
+        <w:spacing w:after="80"/>
+      </w:pPr>
+      <w:r>
+        <w:rPr>
+          <w:rFonts w:ascii="Calibri" w:cs="Calibri" w:eastAsia="Calibri" w:hAnsi="Calibri"/>
+          <w:sz w:val="22"/>
+          <w:szCs w:val="22"/>
+        </w:rPr>
+        <w:t xml:space="preserve">Pitfall: multiplying by z₂ instead of z₂*, or confusing z* (negate the imaginary part only) with −z (negate both).</w:t>
       </w:r>
     </w:p>
     <w:p>
@@ -1124,25 +1986,97 @@
           <w:sz w:val="22"/>
           <w:szCs w:val="22"/>
         </w:rPr>
-        <w:t xml:space="preserve">1/z = z*/(z z*) = z*/|z|². Dividing by the positive real |z|² changes length only, so |z⁻¹| = |z*|/|z|² = 1/|z| and ∠z⁻¹ = ∠z* = −∠z.</w:t>
-      </w:r>
-    </w:p>
-    <w:p>
-      <w:pPr>
-        <w:pStyle w:val="ListParagraph"/>
-        <w:numPr>
-          <w:ilvl w:val="0"/>
-          <w:numId w:val="2"/>
-        </w:numPr>
-        <w:spacing w:after="80"/>
-      </w:pPr>
-      <w:r>
-        <w:rPr>
-          <w:rFonts w:ascii="Calibri" w:cs="Calibri" w:eastAsia="Calibri" w:hAnsi="Calibri"/>
-          <w:sz w:val="22"/>
-          <w:szCs w:val="22"/>
-        </w:rPr>
-        <w:t xml:space="preserve">Division in polar: z₁/z₂ = z₁·z₂⁻¹ gives |z₁|/|z₂| and ∠z₁ − ∠z₂.</w:t>
+        <w:t xml:space="preserve">Notation: z⁻¹ means 1/z (the inverse), not 1 over something else; it satisfies z · z⁻¹ = 1.</w:t>
+      </w:r>
+    </w:p>
+    <w:p>
+      <w:pPr>
+        <w:pStyle w:val="ListParagraph"/>
+        <w:numPr>
+          <w:ilvl w:val="0"/>
+          <w:numId w:val="2"/>
+        </w:numPr>
+        <w:spacing w:after="80"/>
+      </w:pPr>
+      <w:r>
+        <w:rPr>
+          <w:rFonts w:ascii="Calibri" w:cs="Calibri" w:eastAsia="Calibri" w:hAnsi="Calibri"/>
+          <w:sz w:val="22"/>
+          <w:szCs w:val="22"/>
+        </w:rPr>
+        <w:t xml:space="preserve">Step 1 — 1/z = z*/(z z*) (multiply top and bottom by z*) = z*/|z|².</w:t>
+      </w:r>
+    </w:p>
+    <w:p>
+      <w:pPr>
+        <w:pStyle w:val="ListParagraph"/>
+        <w:numPr>
+          <w:ilvl w:val="0"/>
+          <w:numId w:val="2"/>
+        </w:numPr>
+        <w:spacing w:after="80"/>
+      </w:pPr>
+      <w:r>
+        <w:rPr>
+          <w:rFonts w:ascii="Calibri" w:cs="Calibri" w:eastAsia="Calibri" w:hAnsi="Calibri"/>
+          <w:sz w:val="22"/>
+          <w:szCs w:val="22"/>
+        </w:rPr>
+        <w:t xml:space="preserve">Step 2 — dividing by the positive real number |z|² changes the length only, not the direction. So the direction of z⁻¹ is the direction of z*: ∠z⁻¹ = −∠z.</w:t>
+      </w:r>
+    </w:p>
+    <w:p>
+      <w:pPr>
+        <w:pStyle w:val="ListParagraph"/>
+        <w:numPr>
+          <w:ilvl w:val="0"/>
+          <w:numId w:val="2"/>
+        </w:numPr>
+        <w:spacing w:after="80"/>
+      </w:pPr>
+      <w:r>
+        <w:rPr>
+          <w:rFonts w:ascii="Calibri" w:cs="Calibri" w:eastAsia="Calibri" w:hAnsi="Calibri"/>
+          <w:sz w:val="22"/>
+          <w:szCs w:val="22"/>
+        </w:rPr>
+        <w:t xml:space="preserve">Step 3 — length: |z⁻¹| = |z*|/|z|² = |z|/|z|² = 1/|z|. 'Invert the modulus, negate the angle.'</w:t>
+      </w:r>
+    </w:p>
+    <w:p>
+      <w:pPr>
+        <w:pStyle w:val="ListParagraph"/>
+        <w:numPr>
+          <w:ilvl w:val="0"/>
+          <w:numId w:val="2"/>
+        </w:numPr>
+        <w:spacing w:after="80"/>
+      </w:pPr>
+      <w:r>
+        <w:rPr>
+          <w:rFonts w:ascii="Calibri" w:cs="Calibri" w:eastAsia="Calibri" w:hAnsi="Calibri"/>
+          <w:sz w:val="22"/>
+          <w:szCs w:val="22"/>
+        </w:rPr>
+        <w:t xml:space="preserve">Step 4 — division: z₁/z₂ = z₁ · z₂⁻¹, so the moduli divide and the angles subtract: |z₁/z₂| = |z₁|/|z₂|, ∠(z₁/z₂) = ∠z₁ − ∠z₂.</w:t>
+      </w:r>
+    </w:p>
+    <w:p>
+      <w:pPr>
+        <w:pStyle w:val="ListParagraph"/>
+        <w:numPr>
+          <w:ilvl w:val="0"/>
+          <w:numId w:val="2"/>
+        </w:numPr>
+        <w:spacing w:after="80"/>
+      </w:pPr>
+      <w:r>
+        <w:rPr>
+          <w:rFonts w:ascii="Calibri" w:cs="Calibri" w:eastAsia="Calibri" w:hAnsi="Calibri"/>
+          <w:sz w:val="22"/>
+          <w:szCs w:val="22"/>
+        </w:rPr>
+        <w:t xml:space="preserve">Numeric check with (5 − 2j)/(3 − 4j): modulus √29/5 = 5.385/5 = 1.0770; angle −0.3805 − (−0.9273) = 0.5468 rad. Cartesian: 1.0770 cos 0.5468 = 1.0770(0.8542) = 0.920 and 1.0770 sin 0.5468 = 1.0770(0.5200) = 0.560. That is 0.92 + 0.56j, the same as the Cartesian division ✓.</w:t>
       </w:r>
     </w:p>
     <w:p>
@@ -1238,53 +2172,115 @@
           <w:sz w:val="22"/>
           <w:szCs w:val="22"/>
         </w:rPr>
-        <w:t xml:space="preserve">|z| = √(9+16) = 5, ∠z = arctan(−4/3) = −0.9273 (x = 3 &gt; 0, no π).</w:t>
-      </w:r>
-    </w:p>
-    <w:p>
-      <w:pPr>
-        <w:pStyle w:val="ListParagraph"/>
-        <w:numPr>
-          <w:ilvl w:val="0"/>
-          <w:numId w:val="2"/>
-        </w:numPr>
-        <w:spacing w:after="80"/>
-      </w:pPr>
-      <w:r>
-        <w:rPr>
-          <w:rFonts w:ascii="Calibri" w:cs="Calibri" w:eastAsia="Calibri" w:hAnsi="Calibri"/>
-          <w:sz w:val="22"/>
-          <w:szCs w:val="22"/>
-        </w:rPr>
-        <w:t xml:space="preserve">z* = 3 + 4j, modulus 5, angle +0.9273. z⁻¹ = (3 + 4j)/25 = 0.12 + 0.16j; |z⁻¹| = √(0.0144 + 0.0256) = √0.04 = 1/5; angle arctan(0.16/0.12) = +0.9273.</w:t>
-      </w:r>
-    </w:p>
-    <w:p>
-      <w:pPr>
-        <w:pBdr>
-          <w:left w:val="single" w:color="7A1A1A" w:sz="18" w:space="8"/>
-        </w:pBdr>
-        <w:spacing w:after="140" w:before="100"/>
-        <w:ind w:left="360"/>
-      </w:pPr>
-      <w:r>
-        <w:rPr>
-          <w:rFonts w:ascii="Calibri" w:cs="Calibri" w:eastAsia="Calibri" w:hAnsi="Calibri"/>
-          <w:b/>
-          <w:bCs/>
-          <w:color w:val="7A1A1A"/>
-          <w:sz w:val="22"/>
-          <w:szCs w:val="22"/>
-        </w:rPr>
-        <w:t xml:space="preserve">Figure (notebook cell 11, redrawn with a zoom panel): </w:t>
-      </w:r>
-      <w:r>
-        <w:rPr>
-          <w:rFonts w:ascii="Calibri" w:cs="Calibri" w:eastAsia="Calibri" w:hAnsi="Calibri"/>
-          <w:sz w:val="22"/>
-          <w:szCs w:val="22"/>
-        </w:rPr>
-        <w:t xml:space="preserve">Left: z in the lower right, z* its mirror image, and a small box near the origin. Right: zoom into the box showing z⁻¹ = 0.12 + 0.16j with its components, on the same ray as z*. It is small because |z| = 5 &gt; 1.</w:t>
+        <w:t xml:space="preserve">Step 1 — |z| = √(3² + (−4)²) = √(9 + 16) = √25 = 5. ∠z = arctan(−4/3) = arctan(−1.3333) = −0.9273 rad = −53.13° (x = 3 &gt; 0, no π).</w:t>
+      </w:r>
+    </w:p>
+    <w:p>
+      <w:pPr>
+        <w:pStyle w:val="ListParagraph"/>
+        <w:numPr>
+          <w:ilvl w:val="0"/>
+          <w:numId w:val="2"/>
+        </w:numPr>
+        <w:spacing w:after="80"/>
+      </w:pPr>
+      <w:r>
+        <w:rPr>
+          <w:rFonts w:ascii="Calibri" w:cs="Calibri" w:eastAsia="Calibri" w:hAnsi="Calibri"/>
+          <w:sz w:val="22"/>
+          <w:szCs w:val="22"/>
+        </w:rPr>
+        <w:t xml:space="preserve">Step 2 — conjugate: z* = 3 + 4j. |z*| = √(9 + 16) = 5. ∠z* = +0.9273 rad (mirror image across the real axis).</w:t>
+      </w:r>
+    </w:p>
+    <w:p>
+      <w:pPr>
+        <w:pStyle w:val="ListParagraph"/>
+        <w:numPr>
+          <w:ilvl w:val="0"/>
+          <w:numId w:val="2"/>
+        </w:numPr>
+        <w:spacing w:after="80"/>
+      </w:pPr>
+      <w:r>
+        <w:rPr>
+          <w:rFonts w:ascii="Calibri" w:cs="Calibri" w:eastAsia="Calibri" w:hAnsi="Calibri"/>
+          <w:sz w:val="22"/>
+          <w:szCs w:val="22"/>
+        </w:rPr>
+        <w:t xml:space="preserve">Step 3 — inverse: |z|² = 25, so z⁻¹ = z*/25 = (3 + 4j)/25 = 3/25 + j 4/25 = 0.12 + 0.16j.</w:t>
+      </w:r>
+    </w:p>
+    <w:p>
+      <w:pPr>
+        <w:pStyle w:val="ListParagraph"/>
+        <w:numPr>
+          <w:ilvl w:val="0"/>
+          <w:numId w:val="2"/>
+        </w:numPr>
+        <w:spacing w:after="80"/>
+      </w:pPr>
+      <w:r>
+        <w:rPr>
+          <w:rFonts w:ascii="Calibri" w:cs="Calibri" w:eastAsia="Calibri" w:hAnsi="Calibri"/>
+          <w:sz w:val="22"/>
+          <w:szCs w:val="22"/>
+        </w:rPr>
+        <w:t xml:space="preserve">Step 4 — modulus of the inverse: 0.12² = 0.0144, 0.16² = 0.0256, sum 0.04, √0.04 = 0.2 = 1/5 ✓.</w:t>
+      </w:r>
+    </w:p>
+    <w:p>
+      <w:pPr>
+        <w:pStyle w:val="ListParagraph"/>
+        <w:numPr>
+          <w:ilvl w:val="0"/>
+          <w:numId w:val="2"/>
+        </w:numPr>
+        <w:spacing w:after="80"/>
+      </w:pPr>
+      <w:r>
+        <w:rPr>
+          <w:rFonts w:ascii="Calibri" w:cs="Calibri" w:eastAsia="Calibri" w:hAnsi="Calibri"/>
+          <w:sz w:val="22"/>
+          <w:szCs w:val="22"/>
+        </w:rPr>
+        <w:t xml:space="preserve">Step 5 — angle: arctan(0.16/0.12) = arctan(1.3333) = +0.9273 rad = ∠z* = −∠z ✓.</w:t>
+      </w:r>
+    </w:p>
+    <w:p>
+      <w:pPr>
+        <w:pStyle w:val="ListParagraph"/>
+        <w:numPr>
+          <w:ilvl w:val="0"/>
+          <w:numId w:val="2"/>
+        </w:numPr>
+        <w:spacing w:after="80"/>
+      </w:pPr>
+      <w:r>
+        <w:rPr>
+          <w:rFonts w:ascii="Calibri" w:cs="Calibri" w:eastAsia="Calibri" w:hAnsi="Calibri"/>
+          <w:sz w:val="22"/>
+          <w:szCs w:val="22"/>
+        </w:rPr>
+        <w:t xml:space="preserve">Check: z · z⁻¹ = (3 − 4j)(0.12 + 0.16j) = 0.36 + 0.48j − 0.48j − 0.64j² = 0.36 + 0.64 = 1 ✓.</w:t>
+      </w:r>
+    </w:p>
+    <w:p>
+      <w:pPr>
+        <w:pStyle w:val="ListParagraph"/>
+        <w:numPr>
+          <w:ilvl w:val="0"/>
+          <w:numId w:val="2"/>
+        </w:numPr>
+        <w:spacing w:after="80"/>
+      </w:pPr>
+      <w:r>
+        <w:rPr>
+          <w:rFonts w:ascii="Calibri" w:cs="Calibri" w:eastAsia="Calibri" w:hAnsi="Calibri"/>
+          <w:sz w:val="22"/>
+          <w:szCs w:val="22"/>
+        </w:rPr>
+        <w:t xml:space="preserve">Figure: left, z in the lower right and z* its mirror image; a small box near the origin. Right, zoom into the box showing z⁻¹ = 0.12 + 0.16j on the same ray as z*, length 0.2, inside the dashed unit circle (because |z| = 5 &gt; 1).</w:t>
       </w:r>
     </w:p>
     <w:p>
@@ -1332,107 +2328,169 @@
           <w:sz w:val="22"/>
           <w:szCs w:val="22"/>
         </w:rPr>
-        <w:t xml:space="preserve">z₁ = −2 + 2j, z₂ = −1 − j√3. About 5 min. (Replaces the repeat of the 5 − 2j example.)</w:t>
-      </w:r>
-    </w:p>
-    <w:p>
-      <w:pPr>
-        <w:pStyle w:val="ListParagraph"/>
-        <w:numPr>
-          <w:ilvl w:val="0"/>
-          <w:numId w:val="2"/>
-        </w:numPr>
-        <w:spacing w:after="80"/>
-      </w:pPr>
-      <w:r>
-        <w:rPr>
-          <w:rFonts w:ascii="Calibri" w:cs="Calibri" w:eastAsia="Calibri" w:hAnsi="Calibri"/>
-          <w:sz w:val="22"/>
-          <w:szCs w:val="22"/>
-        </w:rPr>
-        <w:t xml:space="preserve">Step 1 FOIL: (−2 + 2j)(−1 − j√3) = 2 + 2√3 j − 2j − 2√3 j² = (2 + 2√3) + j(2√3 − 2) ≈ 5.464 + 1.464j.</w:t>
-      </w:r>
-    </w:p>
-    <w:p>
-      <w:pPr>
-        <w:pStyle w:val="ListParagraph"/>
-        <w:numPr>
-          <w:ilvl w:val="0"/>
-          <w:numId w:val="2"/>
-        </w:numPr>
-        <w:spacing w:after="80"/>
-      </w:pPr>
-      <w:r>
-        <w:rPr>
-          <w:rFonts w:ascii="Calibri" w:cs="Calibri" w:eastAsia="Calibri" w:hAnsi="Calibri"/>
-          <w:sz w:val="22"/>
-          <w:szCs w:val="22"/>
-        </w:rPr>
-        <w:t xml:space="preserve">Step 2 polar: |z₁| = √(4+4) = 2√2, angle arctan(−1) + π = −π/4 + π = 3π/4 (135°). |z₂| = √(1+3) = 2, angle arctan(√3) + π = π/3 + π = 4π/3 (240°). Both real parts are negative, so π is added each time (the minus signs cancel inside the arctan).</w:t>
-      </w:r>
-    </w:p>
-    <w:p>
-      <w:pPr>
-        <w:pStyle w:val="ListParagraph"/>
-        <w:numPr>
-          <w:ilvl w:val="0"/>
-          <w:numId w:val="2"/>
-        </w:numPr>
-        <w:spacing w:after="80"/>
-      </w:pPr>
-      <w:r>
-        <w:rPr>
-          <w:rFonts w:ascii="Calibri" w:cs="Calibri" w:eastAsia="Calibri" w:hAnsi="Calibri"/>
-          <w:sz w:val="22"/>
-          <w:szCs w:val="22"/>
-        </w:rPr>
-        <w:t xml:space="preserve">Step 3: modulus 2√2·2 = 4√2 ≈ 5.657; angle 3π/4 + 4π/3 = 9π/12 + 16π/12 = 25π/12 = 2π + π/12, so π/12 = 15° after dropping a full turn.</w:t>
-      </w:r>
-    </w:p>
-    <w:p>
-      <w:pPr>
-        <w:pStyle w:val="ListParagraph"/>
-        <w:numPr>
-          <w:ilvl w:val="0"/>
-          <w:numId w:val="2"/>
-        </w:numPr>
-        <w:spacing w:after="80"/>
-      </w:pPr>
-      <w:r>
-        <w:rPr>
-          <w:rFonts w:ascii="Calibri" w:cs="Calibri" w:eastAsia="Calibri" w:hAnsi="Calibri"/>
-          <w:sz w:val="22"/>
-          <w:szCs w:val="22"/>
-        </w:rPr>
-        <w:t xml:space="preserve">Step 4 check: 5.657 cos15° = 5.657(0.9659) = 5.464 and 5.657 sin15° = 5.657(0.2588) = 1.464 ✓.</w:t>
-      </w:r>
-    </w:p>
-    <w:p>
-      <w:pPr>
-        <w:pBdr>
-          <w:left w:val="single" w:color="7A1A1A" w:sz="18" w:space="8"/>
-        </w:pBdr>
-        <w:spacing w:after="140" w:before="100"/>
-        <w:ind w:left="360"/>
-      </w:pPr>
-      <w:r>
-        <w:rPr>
-          <w:rFonts w:ascii="Calibri" w:cs="Calibri" w:eastAsia="Calibri" w:hAnsi="Calibri"/>
-          <w:b/>
-          <w:bCs/>
-          <w:color w:val="7A1A1A"/>
-          <w:sz w:val="22"/>
-          <w:szCs w:val="22"/>
-        </w:rPr>
-        <w:t xml:space="preserve">Figure (generated): </w:t>
-      </w:r>
-      <w:r>
-        <w:rPr>
-          <w:rFonts w:ascii="Calibri" w:cs="Calibri" w:eastAsia="Calibri" w:hAnsi="Calibri"/>
-          <w:sz w:val="22"/>
-          <w:szCs w:val="22"/>
-        </w:rPr>
-        <w:t xml:space="preserve">z₁ at 135°, z₂ at 240°, product at 15°: 135° + 240° = 375° = 15° mod 360°.</w:t>
+        <w:t xml:space="preserve">Given: z₁ = −2 + 2j, z₂ = −1 − j√3. Task: z₁z₂ two ways. About 5 min.</w:t>
+      </w:r>
+    </w:p>
+    <w:p>
+      <w:pPr>
+        <w:pStyle w:val="ListParagraph"/>
+        <w:numPr>
+          <w:ilvl w:val="0"/>
+          <w:numId w:val="2"/>
+        </w:numPr>
+        <w:spacing w:after="80"/>
+      </w:pPr>
+      <w:r>
+        <w:rPr>
+          <w:rFonts w:ascii="Calibri" w:cs="Calibri" w:eastAsia="Calibri" w:hAnsi="Calibri"/>
+          <w:sz w:val="22"/>
+          <w:szCs w:val="22"/>
+        </w:rPr>
+        <w:t xml:space="preserve">Route 1, Cartesian. Step 1 — four products: (−2)(−1) = 2; (−2)(−j√3) = +2√3 j; (2j)(−1) = −2j; (2j)(−j√3) = −2√3 j² = +2√3.</w:t>
+      </w:r>
+    </w:p>
+    <w:p>
+      <w:pPr>
+        <w:pStyle w:val="ListParagraph"/>
+        <w:numPr>
+          <w:ilvl w:val="0"/>
+          <w:numId w:val="2"/>
+        </w:numPr>
+        <w:spacing w:after="80"/>
+      </w:pPr>
+      <w:r>
+        <w:rPr>
+          <w:rFonts w:ascii="Calibri" w:cs="Calibri" w:eastAsia="Calibri" w:hAnsi="Calibri"/>
+          <w:sz w:val="22"/>
+          <w:szCs w:val="22"/>
+        </w:rPr>
+        <w:t xml:space="preserve">Step 2 — collect real parts: 2 + 2√3 = 2 + 3.464 = 5.464. Imaginary parts: 2√3 − 2 = 3.464 − 2 = 1.464. So z₁z₂ = 5.464 + 1.464j.</w:t>
+      </w:r>
+    </w:p>
+    <w:p>
+      <w:pPr>
+        <w:pStyle w:val="ListParagraph"/>
+        <w:numPr>
+          <w:ilvl w:val="0"/>
+          <w:numId w:val="2"/>
+        </w:numPr>
+        <w:spacing w:after="80"/>
+      </w:pPr>
+      <w:r>
+        <w:rPr>
+          <w:rFonts w:ascii="Calibri" w:cs="Calibri" w:eastAsia="Calibri" w:hAnsi="Calibri"/>
+          <w:sz w:val="22"/>
+          <w:szCs w:val="22"/>
+        </w:rPr>
+        <w:t xml:space="preserve">Route 2, polar. Step 3 — |z₁| = √((−2)² + 2²) = √(4 + 4) = 2√2 = 2.828. y/x = 2/(−2) = −1, arctan(−1) = −π/4. x &lt; 0, so add π: ∠z₁ = −π/4 + π = 3π/4 (135°), second quadrant.</w:t>
+      </w:r>
+    </w:p>
+    <w:p>
+      <w:pPr>
+        <w:pStyle w:val="ListParagraph"/>
+        <w:numPr>
+          <w:ilvl w:val="0"/>
+          <w:numId w:val="2"/>
+        </w:numPr>
+        <w:spacing w:after="80"/>
+      </w:pPr>
+      <w:r>
+        <w:rPr>
+          <w:rFonts w:ascii="Calibri" w:cs="Calibri" w:eastAsia="Calibri" w:hAnsi="Calibri"/>
+          <w:sz w:val="22"/>
+          <w:szCs w:val="22"/>
+        </w:rPr>
+        <w:t xml:space="preserve">Step 4 — |z₂| = √((−1)² + (√3)²) = √(1 + 3) = 2. y/x = (−√3)/(−1) = +√3, arctan(√3) = π/3. x &lt; 0, so add π: ∠z₂ = π/3 + π = 4π/3 (240°), third quadrant. The two minus signs cancelled in the ratio, which is why π must be added.</w:t>
+      </w:r>
+    </w:p>
+    <w:p>
+      <w:pPr>
+        <w:pStyle w:val="ListParagraph"/>
+        <w:numPr>
+          <w:ilvl w:val="0"/>
+          <w:numId w:val="2"/>
+        </w:numPr>
+        <w:spacing w:after="80"/>
+      </w:pPr>
+      <w:r>
+        <w:rPr>
+          <w:rFonts w:ascii="Calibri" w:cs="Calibri" w:eastAsia="Calibri" w:hAnsi="Calibri"/>
+          <w:sz w:val="22"/>
+          <w:szCs w:val="22"/>
+        </w:rPr>
+        <w:t xml:space="preserve">Step 5 — multiply moduli: 2√2 · 2 = 4√2 = 5.657. Add angles: 3π/4 + 4π/3 = 9π/12 + 16π/12 = 25π/12.</w:t>
+      </w:r>
+    </w:p>
+    <w:p>
+      <w:pPr>
+        <w:pStyle w:val="ListParagraph"/>
+        <w:numPr>
+          <w:ilvl w:val="0"/>
+          <w:numId w:val="2"/>
+        </w:numPr>
+        <w:spacing w:after="80"/>
+      </w:pPr>
+      <w:r>
+        <w:rPr>
+          <w:rFonts w:ascii="Calibri" w:cs="Calibri" w:eastAsia="Calibri" w:hAnsi="Calibri"/>
+          <w:sz w:val="22"/>
+          <w:szCs w:val="22"/>
+        </w:rPr>
+        <w:t xml:space="preserve">Step 6 — drop a full turn: 25π/12 = 24π/12 + π/12 = 2π + π/12, so the angle is π/12 = 15°. (In degrees: 135° + 240° = 375° = 360° + 15°.)</w:t>
+      </w:r>
+    </w:p>
+    <w:p>
+      <w:pPr>
+        <w:pStyle w:val="ListParagraph"/>
+        <w:numPr>
+          <w:ilvl w:val="0"/>
+          <w:numId w:val="2"/>
+        </w:numPr>
+        <w:spacing w:after="80"/>
+      </w:pPr>
+      <w:r>
+        <w:rPr>
+          <w:rFonts w:ascii="Calibri" w:cs="Calibri" w:eastAsia="Calibri" w:hAnsi="Calibri"/>
+          <w:sz w:val="22"/>
+          <w:szCs w:val="22"/>
+        </w:rPr>
+        <w:t xml:space="preserve">Step 7 — back to Cartesian: cos 15° = 0.9659, sin 15° = 0.2588. Real part 5.657 × 0.9659 = 5.464; imaginary part 5.657 × 0.2588 = 1.464.</w:t>
+      </w:r>
+    </w:p>
+    <w:p>
+      <w:pPr>
+        <w:pStyle w:val="ListParagraph"/>
+        <w:numPr>
+          <w:ilvl w:val="0"/>
+          <w:numId w:val="2"/>
+        </w:numPr>
+        <w:spacing w:after="80"/>
+      </w:pPr>
+      <w:r>
+        <w:rPr>
+          <w:rFonts w:ascii="Calibri" w:cs="Calibri" w:eastAsia="Calibri" w:hAnsi="Calibri"/>
+          <w:sz w:val="22"/>
+          <w:szCs w:val="22"/>
+        </w:rPr>
+        <w:t xml:space="preserve">Check: both routes give 5.464 + 1.464j ✓. Modulus check: √(5.464² + 1.464²) = √(29.86 + 2.14) = √32 = 5.657 ✓.</w:t>
+      </w:r>
+    </w:p>
+    <w:p>
+      <w:pPr>
+        <w:pStyle w:val="ListParagraph"/>
+        <w:numPr>
+          <w:ilvl w:val="0"/>
+          <w:numId w:val="2"/>
+        </w:numPr>
+        <w:spacing w:after="80"/>
+      </w:pPr>
+      <w:r>
+        <w:rPr>
+          <w:rFonts w:ascii="Calibri" w:cs="Calibri" w:eastAsia="Calibri" w:hAnsi="Calibri"/>
+          <w:sz w:val="22"/>
+          <w:szCs w:val="22"/>
+        </w:rPr>
+        <w:t xml:space="preserve">Figure: z₁ at 135°, z₂ at 240°, product at 15°.</w:t>
       </w:r>
     </w:p>
     <w:p>
@@ -1480,43 +2538,169 @@
           <w:sz w:val="22"/>
           <w:szCs w:val="22"/>
         </w:rPr>
-        <w:t xml:space="preserve">z₁ = √3 − j, z₂ = 1 + j; multiply top and bottom by z₂* = 1 − j. About 4 min.</w:t>
-      </w:r>
-    </w:p>
-    <w:p>
-      <w:pPr>
-        <w:pStyle w:val="ListParagraph"/>
-        <w:numPr>
-          <w:ilvl w:val="0"/>
-          <w:numId w:val="2"/>
-        </w:numPr>
-        <w:spacing w:after="80"/>
-      </w:pPr>
-      <w:r>
-        <w:rPr>
-          <w:rFonts w:ascii="Calibri" w:cs="Calibri" w:eastAsia="Calibri" w:hAnsi="Calibri"/>
-          <w:sz w:val="22"/>
-          <w:szCs w:val="22"/>
-        </w:rPr>
-        <w:t xml:space="preserve">Numerator: (√3 − j)(1 − j) = √3 − j√3 − j + j² = (√3 − 1) − j(√3 + 1). Denominator: (1 − j)(1 + j) = 1 − j² = 2. Quotient (√3−1)/2 − j(√3+1)/2 ≈ 0.366 − 1.366j.</w:t>
-      </w:r>
-    </w:p>
-    <w:p>
-      <w:pPr>
-        <w:pStyle w:val="ListParagraph"/>
-        <w:numPr>
-          <w:ilvl w:val="0"/>
-          <w:numId w:val="2"/>
-        </w:numPr>
-        <w:spacing w:after="80"/>
-      </w:pPr>
-      <w:r>
-        <w:rPr>
-          <w:rFonts w:ascii="Calibri" w:cs="Calibri" w:eastAsia="Calibri" w:hAnsi="Calibri"/>
-          <w:sz w:val="22"/>
-          <w:szCs w:val="22"/>
-        </w:rPr>
-        <w:t xml:space="preserve">Polar check: |z₁| = 2, ∠z₁ = arctan(−1/√3) = −π/6; |z₂| = √2, ∠z₂ = π/4; quotient modulus 2/√2 = √2, angle −π/6 − π/4 = −5π/12 (−75°); √2 cos 75° = 0.366, −√2 sin 75° = −1.366 ✓.</w:t>
+        <w:t xml:space="preserve">Given: z₁ = √3 − j, z₂ = 1 + j. Task: z₁/z₂. About 4 min. Method: multiply top and bottom by z₂* = 1 − j.</w:t>
+      </w:r>
+    </w:p>
+    <w:p>
+      <w:pPr>
+        <w:pStyle w:val="ListParagraph"/>
+        <w:numPr>
+          <w:ilvl w:val="0"/>
+          <w:numId w:val="2"/>
+        </w:numPr>
+        <w:spacing w:after="80"/>
+      </w:pPr>
+      <w:r>
+        <w:rPr>
+          <w:rFonts w:ascii="Calibri" w:cs="Calibri" w:eastAsia="Calibri" w:hAnsi="Calibri"/>
+          <w:sz w:val="22"/>
+          <w:szCs w:val="22"/>
+        </w:rPr>
+        <w:t xml:space="preserve">Step 1 — numerator, four products: √3 · 1 = √3; √3 · (−j) = −j√3; (−j) · 1 = −j; (−j)(−j) = j² = −1.</w:t>
+      </w:r>
+    </w:p>
+    <w:p>
+      <w:pPr>
+        <w:pStyle w:val="ListParagraph"/>
+        <w:numPr>
+          <w:ilvl w:val="0"/>
+          <w:numId w:val="2"/>
+        </w:numPr>
+        <w:spacing w:after="80"/>
+      </w:pPr>
+      <w:r>
+        <w:rPr>
+          <w:rFonts w:ascii="Calibri" w:cs="Calibri" w:eastAsia="Calibri" w:hAnsi="Calibri"/>
+          <w:sz w:val="22"/>
+          <w:szCs w:val="22"/>
+        </w:rPr>
+        <w:t xml:space="preserve">Step 2 — collect: (√3 − 1) − j(√3 + 1). Numerically √3 = 1.7321, so 0.7321 − 2.7321j.</w:t>
+      </w:r>
+    </w:p>
+    <w:p>
+      <w:pPr>
+        <w:pStyle w:val="ListParagraph"/>
+        <w:numPr>
+          <w:ilvl w:val="0"/>
+          <w:numId w:val="2"/>
+        </w:numPr>
+        <w:spacing w:after="80"/>
+      </w:pPr>
+      <w:r>
+        <w:rPr>
+          <w:rFonts w:ascii="Calibri" w:cs="Calibri" w:eastAsia="Calibri" w:hAnsi="Calibri"/>
+          <w:sz w:val="22"/>
+          <w:szCs w:val="22"/>
+        </w:rPr>
+        <w:t xml:space="preserve">Step 3 — denominator: (1 + j)(1 − j) = 1 − j + j − j² = 1 + 1 = 2.</w:t>
+      </w:r>
+    </w:p>
+    <w:p>
+      <w:pPr>
+        <w:pStyle w:val="ListParagraph"/>
+        <w:numPr>
+          <w:ilvl w:val="0"/>
+          <w:numId w:val="2"/>
+        </w:numPr>
+        <w:spacing w:after="80"/>
+      </w:pPr>
+      <w:r>
+        <w:rPr>
+          <w:rFonts w:ascii="Calibri" w:cs="Calibri" w:eastAsia="Calibri" w:hAnsi="Calibri"/>
+          <w:sz w:val="22"/>
+          <w:szCs w:val="22"/>
+        </w:rPr>
+        <w:t xml:space="preserve">Step 4 — divide by 2: z₁/z₂ = (√3 − 1)/2 − j(√3 + 1)/2 = 0.366 − 1.366j.</w:t>
+      </w:r>
+    </w:p>
+    <w:p>
+      <w:pPr>
+        <w:pStyle w:val="ListParagraph"/>
+        <w:numPr>
+          <w:ilvl w:val="0"/>
+          <w:numId w:val="2"/>
+        </w:numPr>
+        <w:spacing w:after="80"/>
+      </w:pPr>
+      <w:r>
+        <w:rPr>
+          <w:rFonts w:ascii="Calibri" w:cs="Calibri" w:eastAsia="Calibri" w:hAnsi="Calibri"/>
+          <w:sz w:val="22"/>
+          <w:szCs w:val="22"/>
+        </w:rPr>
+        <w:t xml:space="preserve">Polar check. Step 5 — |z₁| = √(3 + 1) = 2; ∠z₁ = arctan(−1/√3) = −π/6 (−30°); x &gt; 0, no π.</w:t>
+      </w:r>
+    </w:p>
+    <w:p>
+      <w:pPr>
+        <w:pStyle w:val="ListParagraph"/>
+        <w:numPr>
+          <w:ilvl w:val="0"/>
+          <w:numId w:val="2"/>
+        </w:numPr>
+        <w:spacing w:after="80"/>
+      </w:pPr>
+      <w:r>
+        <w:rPr>
+          <w:rFonts w:ascii="Calibri" w:cs="Calibri" w:eastAsia="Calibri" w:hAnsi="Calibri"/>
+          <w:sz w:val="22"/>
+          <w:szCs w:val="22"/>
+        </w:rPr>
+        <w:t xml:space="preserve">Step 6 — |z₂| = √(1 + 1) = √2; ∠z₂ = arctan(1) = π/4 (45°); x &gt; 0, no π.</w:t>
+      </w:r>
+    </w:p>
+    <w:p>
+      <w:pPr>
+        <w:pStyle w:val="ListParagraph"/>
+        <w:numPr>
+          <w:ilvl w:val="0"/>
+          <w:numId w:val="2"/>
+        </w:numPr>
+        <w:spacing w:after="80"/>
+      </w:pPr>
+      <w:r>
+        <w:rPr>
+          <w:rFonts w:ascii="Calibri" w:cs="Calibri" w:eastAsia="Calibri" w:hAnsi="Calibri"/>
+          <w:sz w:val="22"/>
+          <w:szCs w:val="22"/>
+        </w:rPr>
+        <w:t xml:space="preserve">Step 7 — divide moduli: 2/√2 = √2 = 1.414. Subtract angles: −π/6 − π/4 = −2π/12 − 3π/12 = −5π/12 = −75°.</w:t>
+      </w:r>
+    </w:p>
+    <w:p>
+      <w:pPr>
+        <w:pStyle w:val="ListParagraph"/>
+        <w:numPr>
+          <w:ilvl w:val="0"/>
+          <w:numId w:val="2"/>
+        </w:numPr>
+        <w:spacing w:after="80"/>
+      </w:pPr>
+      <w:r>
+        <w:rPr>
+          <w:rFonts w:ascii="Calibri" w:cs="Calibri" w:eastAsia="Calibri" w:hAnsi="Calibri"/>
+          <w:sz w:val="22"/>
+          <w:szCs w:val="22"/>
+        </w:rPr>
+        <w:t xml:space="preserve">Step 8 — Cartesian: √2 cos 75° = 1.414(0.2588) = 0.366 ✓; √2 sin(−75°) = −1.414(0.9659) = −1.366 ✓.</w:t>
+      </w:r>
+    </w:p>
+    <w:p>
+      <w:pPr>
+        <w:pStyle w:val="ListParagraph"/>
+        <w:numPr>
+          <w:ilvl w:val="0"/>
+          <w:numId w:val="2"/>
+        </w:numPr>
+        <w:spacing w:after="80"/>
+      </w:pPr>
+      <w:r>
+        <w:rPr>
+          <w:rFonts w:ascii="Calibri" w:cs="Calibri" w:eastAsia="Calibri" w:hAnsi="Calibri"/>
+          <w:sz w:val="22"/>
+          <w:szCs w:val="22"/>
+        </w:rPr>
+        <w:t xml:space="preserve">Both routes agree. Rule to say aloud: divide moduli, subtract angles.</w:t>
       </w:r>
     </w:p>
     <w:p>
